--- a/word proj/사례_행정입법, 행정계획_답안.docx
+++ b/word proj/사례_행정입법, 행정계획_답안.docx
@@ -19,8 +19,10 @@
       <w:r>
         <w:rPr>
           <w:rFonts w:ascii="Arial" w:hAnsi="Arial"/>
+          <w:b/>
+          <w:sz w:val="24"/>
         </w:rPr>
-        <w:t>1. 포괄위임금지</w:t>
+        <w:t>【1) 상위법령의 수권의 한계 = 포괄위임금지】</w:t>
       </w:r>
     </w:p>
     <w:p>
@@ -28,7 +30,7 @@
         <w:rPr>
           <w:rFonts w:ascii="Arial" w:hAnsi="Arial"/>
         </w:rPr>
-        <w:t>2. 위임명령</w:t>
+        <w:t xml:space="preserve">  1번. 포괄위임금지</w:t>
       </w:r>
     </w:p>
     <w:p>
@@ -36,7 +38,7 @@
         <w:rPr>
           <w:rFonts w:ascii="Arial" w:hAnsi="Arial"/>
         </w:rPr>
-        <w:t>3. 포괄위임금지</w:t>
+        <w:t xml:space="preserve">  2번. 위임명령</w:t>
       </w:r>
     </w:p>
     <w:p>
@@ -44,7 +46,17 @@
         <w:rPr>
           <w:rFonts w:ascii="Arial" w:hAnsi="Arial"/>
         </w:rPr>
-        <w:t>4. 재위임</w:t>
+        <w:t xml:space="preserve">  3번. 재위임</w:t>
+      </w:r>
+    </w:p>
+    <w:p>
+      <w:r>
+        <w:rPr>
+          <w:rFonts w:ascii="Arial" w:hAnsi="Arial"/>
+          <w:b/>
+          <w:sz w:val="24"/>
+        </w:rPr>
+        <w:t>【2) 위임명령의 내용상 한계】</w:t>
       </w:r>
     </w:p>
     <w:p>
@@ -52,7 +64,7 @@
         <w:rPr>
           <w:rFonts w:ascii="Arial" w:hAnsi="Arial"/>
         </w:rPr>
-        <w:t>5. 재위임</w:t>
+        <w:t xml:space="preserve">  4번. 위임명령</w:t>
       </w:r>
     </w:p>
     <w:p>
@@ -60,7 +72,17 @@
         <w:rPr>
           <w:rFonts w:ascii="Arial" w:hAnsi="Arial"/>
         </w:rPr>
-        <w:t>6. 위임명령</w:t>
+        <w:t xml:space="preserve">  5번. 위임명령</w:t>
+      </w:r>
+    </w:p>
+    <w:p>
+      <w:r>
+        <w:rPr>
+          <w:rFonts w:ascii="Arial" w:hAnsi="Arial"/>
+          <w:b/>
+          <w:sz w:val="24"/>
+        </w:rPr>
+        <w:t>【3) 법률유보원칙의 완화】</w:t>
       </w:r>
     </w:p>
     <w:p>
@@ -68,7 +90,17 @@
         <w:rPr>
           <w:rFonts w:ascii="Arial" w:hAnsi="Arial"/>
         </w:rPr>
-        <w:t>7. 위임명령</w:t>
+        <w:t xml:space="preserve">  6번. 법률유보원칙</w:t>
+      </w:r>
+    </w:p>
+    <w:p>
+      <w:r>
+        <w:rPr>
+          <w:rFonts w:ascii="Arial" w:hAnsi="Arial"/>
+          <w:b/>
+          <w:sz w:val="24"/>
+        </w:rPr>
+        <w:t>【4) 법 개정과 신뢰보호원칙】</w:t>
       </w:r>
     </w:p>
     <w:p>
@@ -76,7 +108,7 @@
         <w:rPr>
           <w:rFonts w:ascii="Arial" w:hAnsi="Arial"/>
         </w:rPr>
-        <w:t>8. 법률유보원칙</w:t>
+        <w:t xml:space="preserve">  7번. 신뢰보호원칙</w:t>
       </w:r>
     </w:p>
     <w:p>
@@ -84,7 +116,7 @@
         <w:rPr>
           <w:rFonts w:ascii="Arial" w:hAnsi="Arial"/>
         </w:rPr>
-        <w:t>9. 신뢰보호원칙</w:t>
+        <w:t xml:space="preserve">  8번. 신뢰보호원칙</w:t>
       </w:r>
     </w:p>
     <w:p>
@@ -92,7 +124,7 @@
         <w:rPr>
           <w:rFonts w:ascii="Arial" w:hAnsi="Arial"/>
         </w:rPr>
-        <w:t>10. 신뢰보호원칙</w:t>
+        <w:t xml:space="preserve">  9번. 신뢰보호원칙</w:t>
       </w:r>
     </w:p>
     <w:p>
@@ -100,7 +132,17 @@
         <w:rPr>
           <w:rFonts w:ascii="Arial" w:hAnsi="Arial"/>
         </w:rPr>
-        <w:t>11. 신뢰보호원칙</w:t>
+        <w:t xml:space="preserve">  10번. 신뢰보호원칙</w:t>
+      </w:r>
+    </w:p>
+    <w:p>
+      <w:r>
+        <w:rPr>
+          <w:rFonts w:ascii="Arial" w:hAnsi="Arial"/>
+          <w:b/>
+          <w:sz w:val="24"/>
+        </w:rPr>
+        <w:t>【2. 행정입법의 구분】</w:t>
       </w:r>
     </w:p>
     <w:p>
@@ -108,7 +150,7 @@
         <w:rPr>
           <w:rFonts w:ascii="Arial" w:hAnsi="Arial"/>
         </w:rPr>
-        <w:t>12. 신뢰보호원칙</w:t>
+        <w:t xml:space="preserve">  11번. 법규명령</w:t>
       </w:r>
     </w:p>
     <w:p>
@@ -116,7 +158,17 @@
         <w:rPr>
           <w:rFonts w:ascii="Arial" w:hAnsi="Arial"/>
         </w:rPr>
-        <w:t>13. 법규명령</w:t>
+        <w:t xml:space="preserve">  12번. 위임명령</w:t>
+      </w:r>
+    </w:p>
+    <w:p>
+      <w:r>
+        <w:rPr>
+          <w:rFonts w:ascii="Arial" w:hAnsi="Arial"/>
+          <w:b/>
+          <w:sz w:val="24"/>
+        </w:rPr>
+        <w:t>【1) 행정규칙에 근거한 처분의 위법성】</w:t>
       </w:r>
     </w:p>
     <w:p>
@@ -124,7 +176,7 @@
         <w:rPr>
           <w:rFonts w:ascii="Arial" w:hAnsi="Arial"/>
         </w:rPr>
-        <w:t>14. 행정규칙</w:t>
+        <w:t xml:space="preserve">  13번. 행정규칙</w:t>
       </w:r>
     </w:p>
     <w:p>
@@ -132,7 +184,17 @@
         <w:rPr>
           <w:rFonts w:ascii="Arial" w:hAnsi="Arial"/>
         </w:rPr>
-        <w:t>15. 위임명령</w:t>
+        <w:t xml:space="preserve">  14번. 행정규칙</w:t>
+      </w:r>
+    </w:p>
+    <w:p>
+      <w:r>
+        <w:rPr>
+          <w:rFonts w:ascii="Arial" w:hAnsi="Arial"/>
+          <w:b/>
+          <w:sz w:val="24"/>
+        </w:rPr>
+        <w:t>【3. 법규명령 형식의 행정규칙】</w:t>
       </w:r>
     </w:p>
     <w:p>
@@ -140,7 +202,7 @@
         <w:rPr>
           <w:rFonts w:ascii="Arial" w:hAnsi="Arial"/>
         </w:rPr>
-        <w:t>16. 법규명령</w:t>
+        <w:t xml:space="preserve">  15번. 법규명령</w:t>
       </w:r>
     </w:p>
     <w:p>
@@ -148,7 +210,7 @@
         <w:rPr>
           <w:rFonts w:ascii="Arial" w:hAnsi="Arial"/>
         </w:rPr>
-        <w:t>17. 행정규칙</w:t>
+        <w:t xml:space="preserve">  16번. 재량준칙</w:t>
       </w:r>
     </w:p>
     <w:p>
@@ -156,7 +218,7 @@
         <w:rPr>
           <w:rFonts w:ascii="Arial" w:hAnsi="Arial"/>
         </w:rPr>
-        <w:t>18. 행정규칙</w:t>
+        <w:t xml:space="preserve">  17번. 법규명령</w:t>
       </w:r>
     </w:p>
     <w:p>
@@ -164,7 +226,7 @@
         <w:rPr>
           <w:rFonts w:ascii="Arial" w:hAnsi="Arial"/>
         </w:rPr>
-        <w:t>19. 법규명령</w:t>
+        <w:t xml:space="preserve">  18번. 행정규칙</w:t>
       </w:r>
     </w:p>
     <w:p>
@@ -172,7 +234,7 @@
         <w:rPr>
           <w:rFonts w:ascii="Arial" w:hAnsi="Arial"/>
         </w:rPr>
-        <w:t>20. 행정규칙</w:t>
+        <w:t xml:space="preserve">  19번. 행정규칙</w:t>
       </w:r>
     </w:p>
     <w:p>
@@ -180,7 +242,7 @@
         <w:rPr>
           <w:rFonts w:ascii="Arial" w:hAnsi="Arial"/>
         </w:rPr>
-        <w:t>21. 법규명령</w:t>
+        <w:t xml:space="preserve">  20번. 재량준칙</w:t>
       </w:r>
     </w:p>
     <w:p>
@@ -188,7 +250,17 @@
         <w:rPr>
           <w:rFonts w:ascii="Arial" w:hAnsi="Arial"/>
         </w:rPr>
-        <w:t>22. 재량준칙</w:t>
+        <w:t xml:space="preserve">  21번. 재량준칙</w:t>
+      </w:r>
+    </w:p>
+    <w:p>
+      <w:r>
+        <w:rPr>
+          <w:rFonts w:ascii="Arial" w:hAnsi="Arial"/>
+          <w:b/>
+          <w:sz w:val="24"/>
+        </w:rPr>
+        <w:t>【1) ★행정규칙에 기한 처분의 위법성 심사방식】</w:t>
       </w:r>
     </w:p>
     <w:p>
@@ -196,7 +268,7 @@
         <w:rPr>
           <w:rFonts w:ascii="Arial" w:hAnsi="Arial"/>
         </w:rPr>
-        <w:t>23. 법규명령</w:t>
+        <w:t xml:space="preserve">  22번. 행정규칙</w:t>
       </w:r>
     </w:p>
     <w:p>
@@ -204,7 +276,7 @@
         <w:rPr>
           <w:rFonts w:ascii="Arial" w:hAnsi="Arial"/>
         </w:rPr>
-        <w:t>24. 행정규칙</w:t>
+        <w:t xml:space="preserve">  23번. 재량준칙</w:t>
       </w:r>
     </w:p>
     <w:p>
@@ -212,7 +284,7 @@
         <w:rPr>
           <w:rFonts w:ascii="Arial" w:hAnsi="Arial"/>
         </w:rPr>
-        <w:t>25. 행정규칙</w:t>
+        <w:t xml:space="preserve">  24번. 행정규칙</w:t>
       </w:r>
     </w:p>
     <w:p>
@@ -220,7 +292,17 @@
         <w:rPr>
           <w:rFonts w:ascii="Arial" w:hAnsi="Arial"/>
         </w:rPr>
-        <w:t>26. 법규명령</w:t>
+        <w:t xml:space="preserve">  25번. 행정규칙</w:t>
+      </w:r>
+    </w:p>
+    <w:p>
+      <w:r>
+        <w:rPr>
+          <w:rFonts w:ascii="Arial" w:hAnsi="Arial"/>
+          <w:b/>
+          <w:sz w:val="24"/>
+        </w:rPr>
+        <w:t>【2) 행정규칙에 가중적 처분기준이 있는 경우 소의이익】</w:t>
       </w:r>
     </w:p>
     <w:p>
@@ -228,7 +310,7 @@
         <w:rPr>
           <w:rFonts w:ascii="Arial" w:hAnsi="Arial"/>
         </w:rPr>
-        <w:t>27. 재량준칙</w:t>
+        <w:t xml:space="preserve">  26번. 행정규칙</w:t>
       </w:r>
     </w:p>
     <w:p>
@@ -236,7 +318,17 @@
         <w:rPr>
           <w:rFonts w:ascii="Arial" w:hAnsi="Arial"/>
         </w:rPr>
-        <w:t>28. 재량준칙</w:t>
+        <w:t xml:space="preserve">  27번. 법규성</w:t>
+      </w:r>
+    </w:p>
+    <w:p>
+      <w:r>
+        <w:rPr>
+          <w:rFonts w:ascii="Arial" w:hAnsi="Arial"/>
+          <w:b/>
+          <w:sz w:val="24"/>
+        </w:rPr>
+        <w:t>【3) 재량준칙인 법규명령(=시행령 위임)에 기속행위로 규정된 경우 재량행위 여부】</w:t>
       </w:r>
     </w:p>
     <w:p>
@@ -244,7 +336,7 @@
         <w:rPr>
           <w:rFonts w:ascii="Arial" w:hAnsi="Arial"/>
         </w:rPr>
-        <w:t>29. 법규명령</w:t>
+        <w:t xml:space="preserve">  28번. 재량준칙</w:t>
       </w:r>
     </w:p>
     <w:p>
@@ -252,7 +344,7 @@
         <w:rPr>
           <w:rFonts w:ascii="Arial" w:hAnsi="Arial"/>
         </w:rPr>
-        <w:t>30. 행정규칙</w:t>
+        <w:t xml:space="preserve">  29번. 법규명령</w:t>
       </w:r>
     </w:p>
     <w:p>
@@ -260,7 +352,17 @@
         <w:rPr>
           <w:rFonts w:ascii="Arial" w:hAnsi="Arial"/>
         </w:rPr>
-        <w:t>31. 재량준칙</w:t>
+        <w:t xml:space="preserve">  30번. 법규성</w:t>
+      </w:r>
+    </w:p>
+    <w:p>
+      <w:r>
+        <w:rPr>
+          <w:rFonts w:ascii="Arial" w:hAnsi="Arial"/>
+          <w:b/>
+          <w:sz w:val="24"/>
+        </w:rPr>
+        <w:t>【4) 행정규칙에 근거한 공무원 감독권 행사】</w:t>
       </w:r>
     </w:p>
     <w:p>
@@ -268,7 +370,7 @@
         <w:rPr>
           <w:rFonts w:ascii="Arial" w:hAnsi="Arial"/>
         </w:rPr>
-        <w:t>32. 행정규칙</w:t>
+        <w:t xml:space="preserve">  31번. 행정규칙</w:t>
       </w:r>
     </w:p>
     <w:p>
@@ -276,7 +378,17 @@
         <w:rPr>
           <w:rFonts w:ascii="Arial" w:hAnsi="Arial"/>
         </w:rPr>
-        <w:t>33. 행정규칙</w:t>
+        <w:t xml:space="preserve">  32번. 행정규칙</w:t>
+      </w:r>
+    </w:p>
+    <w:p>
+      <w:r>
+        <w:rPr>
+          <w:rFonts w:ascii="Arial" w:hAnsi="Arial"/>
+          <w:b/>
+          <w:sz w:val="24"/>
+        </w:rPr>
+        <w:t>【4. 법령보충규칙(고시, 지침, 훈령)】</w:t>
       </w:r>
     </w:p>
     <w:p>
@@ -284,7 +396,7 @@
         <w:rPr>
           <w:rFonts w:ascii="Arial" w:hAnsi="Arial"/>
         </w:rPr>
-        <w:t>34. 행정규칙</w:t>
+        <w:t xml:space="preserve">  33번. 지침</w:t>
       </w:r>
     </w:p>
     <w:p>
@@ -292,7 +404,7 @@
         <w:rPr>
           <w:rFonts w:ascii="Arial" w:hAnsi="Arial"/>
         </w:rPr>
-        <w:t>35. 행정규칙</w:t>
+        <w:t xml:space="preserve">  34번. 지침</w:t>
       </w:r>
     </w:p>
     <w:p>
@@ -300,7 +412,7 @@
         <w:rPr>
           <w:rFonts w:ascii="Arial" w:hAnsi="Arial"/>
         </w:rPr>
-        <w:t>36. 법규성</w:t>
+        <w:t xml:space="preserve">  35번. 위임명령</w:t>
       </w:r>
     </w:p>
     <w:p>
@@ -308,7 +420,7 @@
         <w:rPr>
           <w:rFonts w:ascii="Arial" w:hAnsi="Arial"/>
         </w:rPr>
-        <w:t>37. 법규명령</w:t>
+        <w:t xml:space="preserve">  36번. 위임명령</w:t>
       </w:r>
     </w:p>
     <w:p>
@@ -316,7 +428,7 @@
         <w:rPr>
           <w:rFonts w:ascii="Arial" w:hAnsi="Arial"/>
         </w:rPr>
-        <w:t>38. 법규명령</w:t>
+        <w:t xml:space="preserve">  37번. 법규명령</w:t>
       </w:r>
     </w:p>
     <w:p>
@@ -324,7 +436,7 @@
         <w:rPr>
           <w:rFonts w:ascii="Arial" w:hAnsi="Arial"/>
         </w:rPr>
-        <w:t>39. 재량준칙</w:t>
+        <w:t xml:space="preserve">  38번. 행정규칙</w:t>
       </w:r>
     </w:p>
     <w:p>
@@ -332,7 +444,7 @@
         <w:rPr>
           <w:rFonts w:ascii="Arial" w:hAnsi="Arial"/>
         </w:rPr>
-        <w:t>40. 법규명령</w:t>
+        <w:t xml:space="preserve">  39번. 법규명령</w:t>
       </w:r>
     </w:p>
     <w:p>
@@ -340,7 +452,7 @@
         <w:rPr>
           <w:rFonts w:ascii="Arial" w:hAnsi="Arial"/>
         </w:rPr>
-        <w:t>41. 법규성</w:t>
+        <w:t xml:space="preserve">  40번. 행정기본법</w:t>
       </w:r>
     </w:p>
     <w:p>
@@ -348,7 +460,7 @@
         <w:rPr>
           <w:rFonts w:ascii="Arial" w:hAnsi="Arial"/>
         </w:rPr>
-        <w:t>42. 행정규칙</w:t>
+        <w:t xml:space="preserve">  41번. 법규성</w:t>
       </w:r>
     </w:p>
     <w:p>
@@ -356,7 +468,7 @@
         <w:rPr>
           <w:rFonts w:ascii="Arial" w:hAnsi="Arial"/>
         </w:rPr>
-        <w:t>43. 행정규칙</w:t>
+        <w:t xml:space="preserve">  42번. 고시</w:t>
       </w:r>
     </w:p>
     <w:p>
@@ -364,7 +476,7 @@
         <w:rPr>
           <w:rFonts w:ascii="Arial" w:hAnsi="Arial"/>
         </w:rPr>
-        <w:t>44. 행정규칙</w:t>
+        <w:t xml:space="preserve">  43번. 위임명령</w:t>
       </w:r>
     </w:p>
     <w:p>
@@ -372,7 +484,17 @@
         <w:rPr>
           <w:rFonts w:ascii="Arial" w:hAnsi="Arial"/>
         </w:rPr>
-        <w:t>45. 법령보충규칙</w:t>
+        <w:t xml:space="preserve">  44번. 고시</w:t>
+      </w:r>
+    </w:p>
+    <w:p>
+      <w:r>
+        <w:rPr>
+          <w:rFonts w:ascii="Arial" w:hAnsi="Arial"/>
+          <w:b/>
+          <w:sz w:val="24"/>
+        </w:rPr>
+        <w:t>【5. 고시】</w:t>
       </w:r>
     </w:p>
     <w:p>
@@ -380,7 +502,17 @@
         <w:rPr>
           <w:rFonts w:ascii="Arial" w:hAnsi="Arial"/>
         </w:rPr>
-        <w:t>46. 지침</w:t>
+        <w:t xml:space="preserve">  45번. 고시</w:t>
+      </w:r>
+    </w:p>
+    <w:p>
+      <w:r>
+        <w:rPr>
+          <w:rFonts w:ascii="Arial" w:hAnsi="Arial"/>
+          <w:b/>
+          <w:sz w:val="24"/>
+        </w:rPr>
+        <w:t>【1) 법적성격】</w:t>
       </w:r>
     </w:p>
     <w:p>
@@ -388,7 +520,7 @@
         <w:rPr>
           <w:rFonts w:ascii="Arial" w:hAnsi="Arial"/>
         </w:rPr>
-        <w:t>47. 고시</w:t>
+        <w:t xml:space="preserve">  46번. 고시</w:t>
       </w:r>
     </w:p>
     <w:p>
@@ -396,7 +528,7 @@
         <w:rPr>
           <w:rFonts w:ascii="Arial" w:hAnsi="Arial"/>
         </w:rPr>
-        <w:t>48. 지침</w:t>
+        <w:t xml:space="preserve">  47번. 고시</w:t>
       </w:r>
     </w:p>
     <w:p>
@@ -404,7 +536,17 @@
         <w:rPr>
           <w:rFonts w:ascii="Arial" w:hAnsi="Arial"/>
         </w:rPr>
-        <w:t>49. 위임명령</w:t>
+        <w:t xml:space="preserve">  48번. 고시</w:t>
+      </w:r>
+    </w:p>
+    <w:p>
+      <w:r>
+        <w:rPr>
+          <w:rFonts w:ascii="Arial" w:hAnsi="Arial"/>
+          <w:b/>
+          <w:sz w:val="24"/>
+        </w:rPr>
+        <w:t>【2) 처분성】</w:t>
       </w:r>
     </w:p>
     <w:p>
@@ -412,7 +554,7 @@
         <w:rPr>
           <w:rFonts w:ascii="Arial" w:hAnsi="Arial"/>
         </w:rPr>
-        <w:t>50. 법규명령</w:t>
+        <w:t xml:space="preserve">  49번. 고시</w:t>
       </w:r>
     </w:p>
     <w:p>
@@ -420,7 +562,7 @@
         <w:rPr>
           <w:rFonts w:ascii="Arial" w:hAnsi="Arial"/>
         </w:rPr>
-        <w:t>51. 위임명령</w:t>
+        <w:t xml:space="preserve">  50번. 고시</w:t>
       </w:r>
     </w:p>
     <w:p>
@@ -428,7 +570,17 @@
         <w:rPr>
           <w:rFonts w:ascii="Arial" w:hAnsi="Arial"/>
         </w:rPr>
-        <w:t>52. 행정규칙</w:t>
+        <w:t xml:space="preserve">  51번. 고시</w:t>
+      </w:r>
+    </w:p>
+    <w:p>
+      <w:r>
+        <w:rPr>
+          <w:rFonts w:ascii="Arial" w:hAnsi="Arial"/>
+          <w:b/>
+          <w:sz w:val="24"/>
+        </w:rPr>
+        <w:t>【3) 처분적 고시와 제소기간】</w:t>
       </w:r>
     </w:p>
     <w:p>
@@ -436,7 +588,7 @@
         <w:rPr>
           <w:rFonts w:ascii="Arial" w:hAnsi="Arial"/>
         </w:rPr>
-        <w:t>53. 법규명령</w:t>
+        <w:t xml:space="preserve">  52번. 고시</w:t>
       </w:r>
     </w:p>
     <w:p>
@@ -444,7 +596,7 @@
         <w:rPr>
           <w:rFonts w:ascii="Arial" w:hAnsi="Arial"/>
         </w:rPr>
-        <w:t>54. 법규명령</w:t>
+        <w:t xml:space="preserve">  53번. 고시</w:t>
       </w:r>
     </w:p>
     <w:p>
@@ -452,7 +604,17 @@
         <w:rPr>
           <w:rFonts w:ascii="Arial" w:hAnsi="Arial"/>
         </w:rPr>
-        <w:t>55. 행정규칙</w:t>
+        <w:t xml:space="preserve">  54번. 고시</w:t>
+      </w:r>
+    </w:p>
+    <w:p>
+      <w:r>
+        <w:rPr>
+          <w:rFonts w:ascii="Arial" w:hAnsi="Arial"/>
+          <w:b/>
+          <w:sz w:val="24"/>
+        </w:rPr>
+        <w:t>【4) 처분적 고시와 행정절차법】</w:t>
       </w:r>
     </w:p>
     <w:p>
@@ -460,7 +622,7 @@
         <w:rPr>
           <w:rFonts w:ascii="Arial" w:hAnsi="Arial"/>
         </w:rPr>
-        <w:t>56. 행정규칙</w:t>
+        <w:t xml:space="preserve">  55번. 고시</w:t>
       </w:r>
     </w:p>
     <w:p>
@@ -468,7 +630,17 @@
         <w:rPr>
           <w:rFonts w:ascii="Arial" w:hAnsi="Arial"/>
         </w:rPr>
-        <w:t>57. 법령보충규칙</w:t>
+        <w:t xml:space="preserve">  56번. 고시</w:t>
+      </w:r>
+    </w:p>
+    <w:p>
+      <w:r>
+        <w:rPr>
+          <w:rFonts w:ascii="Arial" w:hAnsi="Arial"/>
+          <w:b/>
+          <w:sz w:val="24"/>
+        </w:rPr>
+        <w:t>【1) 법규명령】</w:t>
       </w:r>
     </w:p>
     <w:p>
@@ -476,7 +648,7 @@
         <w:rPr>
           <w:rFonts w:ascii="Arial" w:hAnsi="Arial"/>
         </w:rPr>
-        <w:t>58. 행정기본법</w:t>
+        <w:t xml:space="preserve">  57번. 법규명령</w:t>
       </w:r>
     </w:p>
     <w:p>
@@ -484,7 +656,7 @@
         <w:rPr>
           <w:rFonts w:ascii="Arial" w:hAnsi="Arial"/>
         </w:rPr>
-        <w:t>59. 행정규칙</w:t>
+        <w:t xml:space="preserve">  58번. 법규명령</w:t>
       </w:r>
     </w:p>
     <w:p>
@@ -492,7 +664,7 @@
         <w:rPr>
           <w:rFonts w:ascii="Arial" w:hAnsi="Arial"/>
         </w:rPr>
-        <w:t>60. 고시</w:t>
+        <w:t xml:space="preserve">  59번. 법규명령</w:t>
       </w:r>
     </w:p>
     <w:p>
@@ -500,7 +672,17 @@
         <w:rPr>
           <w:rFonts w:ascii="Arial" w:hAnsi="Arial"/>
         </w:rPr>
-        <w:t>61. 법규성</w:t>
+        <w:t xml:space="preserve">  60번. 법규명령</w:t>
+      </w:r>
+    </w:p>
+    <w:p>
+      <w:r>
+        <w:rPr>
+          <w:rFonts w:ascii="Arial" w:hAnsi="Arial"/>
+          <w:b/>
+          <w:sz w:val="24"/>
+        </w:rPr>
+        <w:t>【2) 행정규칙 : 대외적 구속력 없으므로 사법통제대상이 되지 않음.】</w:t>
       </w:r>
     </w:p>
     <w:p>
@@ -508,7 +690,7 @@
         <w:rPr>
           <w:rFonts w:ascii="Arial" w:hAnsi="Arial"/>
         </w:rPr>
-        <w:t>62. 법규명령</w:t>
+        <w:t xml:space="preserve">  61번. 행정규칙</w:t>
       </w:r>
     </w:p>
     <w:p>
@@ -516,7 +698,7 @@
         <w:rPr>
           <w:rFonts w:ascii="Arial" w:hAnsi="Arial"/>
         </w:rPr>
-        <w:t>63. 고시</w:t>
+        <w:t xml:space="preserve">  62번. 재량준칙</w:t>
       </w:r>
     </w:p>
     <w:p>
@@ -524,7 +706,17 @@
         <w:rPr>
           <w:rFonts w:ascii="Arial" w:hAnsi="Arial"/>
         </w:rPr>
-        <w:t>64. 위임명령</w:t>
+        <w:t xml:space="preserve">  63번. 재량준칙</w:t>
+      </w:r>
+    </w:p>
+    <w:p>
+      <w:r>
+        <w:rPr>
+          <w:rFonts w:ascii="Arial" w:hAnsi="Arial"/>
+          <w:b/>
+          <w:sz w:val="24"/>
+        </w:rPr>
+        <w:t>【7. 학칙】</w:t>
       </w:r>
     </w:p>
     <w:p>
@@ -532,7 +724,7 @@
         <w:rPr>
           <w:rFonts w:ascii="Arial" w:hAnsi="Arial"/>
         </w:rPr>
-        <w:t>65. 포괄위임금지</w:t>
+        <w:t xml:space="preserve">  64번. 행정규칙</w:t>
       </w:r>
     </w:p>
     <w:p>
@@ -540,7 +732,7 @@
         <w:rPr>
           <w:rFonts w:ascii="Arial" w:hAnsi="Arial"/>
         </w:rPr>
-        <w:t>66. 고시</w:t>
+        <w:t xml:space="preserve">  65번. 행정규칙</w:t>
       </w:r>
     </w:p>
     <w:p>
@@ -548,7 +740,7 @@
         <w:rPr>
           <w:rFonts w:ascii="Arial" w:hAnsi="Arial"/>
         </w:rPr>
-        <w:t>67. 행정규칙</w:t>
+        <w:t xml:space="preserve">  66번. 법규성</w:t>
       </w:r>
     </w:p>
     <w:p>
@@ -556,7 +748,7 @@
         <w:rPr>
           <w:rFonts w:ascii="Arial" w:hAnsi="Arial"/>
         </w:rPr>
-        <w:t>68. 고시</w:t>
+        <w:t xml:space="preserve">  67번. 법규명령</w:t>
       </w:r>
     </w:p>
     <w:p>
@@ -564,7 +756,7 @@
         <w:rPr>
           <w:rFonts w:ascii="Arial" w:hAnsi="Arial"/>
         </w:rPr>
-        <w:t>69. 고시</w:t>
+        <w:t xml:space="preserve">  68번. 법규명령</w:t>
       </w:r>
     </w:p>
     <w:p>
@@ -572,7 +764,7 @@
         <w:rPr>
           <w:rFonts w:ascii="Arial" w:hAnsi="Arial"/>
         </w:rPr>
-        <w:t>70. 훈령</w:t>
+        <w:t xml:space="preserve">  69번. 법령보충규칙</w:t>
       </w:r>
     </w:p>
     <w:p>
@@ -580,7 +772,17 @@
         <w:rPr>
           <w:rFonts w:ascii="Arial" w:hAnsi="Arial"/>
         </w:rPr>
-        <w:t>71. 고시</w:t>
+        <w:t xml:space="preserve">  70번. 위임명령</w:t>
+      </w:r>
+    </w:p>
+    <w:p>
+      <w:r>
+        <w:rPr>
+          <w:rFonts w:ascii="Arial" w:hAnsi="Arial"/>
+          <w:b/>
+          <w:sz w:val="24"/>
+        </w:rPr>
+        <w:t>【IV. 행정계획】</w:t>
       </w:r>
     </w:p>
     <w:p>
@@ -588,7 +790,17 @@
         <w:rPr>
           <w:rFonts w:ascii="Arial" w:hAnsi="Arial"/>
         </w:rPr>
-        <w:t>72. 법규명령</w:t>
+        <w:t xml:space="preserve">  71번. 행정계획</w:t>
+      </w:r>
+    </w:p>
+    <w:p>
+      <w:r>
+        <w:rPr>
+          <w:rFonts w:ascii="Arial" w:hAnsi="Arial"/>
+          <w:b/>
+          <w:sz w:val="24"/>
+        </w:rPr>
+        <w:t>【1. 의의 및 법적성격】</w:t>
       </w:r>
     </w:p>
     <w:p>
@@ -596,7 +808,7 @@
         <w:rPr>
           <w:rFonts w:ascii="Arial" w:hAnsi="Arial"/>
         </w:rPr>
-        <w:t>73. 고시</w:t>
+        <w:t xml:space="preserve">  72번. 행정계획</w:t>
       </w:r>
     </w:p>
     <w:p>
@@ -604,7 +816,17 @@
         <w:rPr>
           <w:rFonts w:ascii="Arial" w:hAnsi="Arial"/>
         </w:rPr>
-        <w:t>74. 행정규칙</w:t>
+        <w:t xml:space="preserve">  73번. 행정계획</w:t>
+      </w:r>
+    </w:p>
+    <w:p>
+      <w:r>
+        <w:rPr>
+          <w:rFonts w:ascii="Arial" w:hAnsi="Arial"/>
+          <w:b/>
+          <w:sz w:val="24"/>
+        </w:rPr>
+        <w:t>【2. 위법성 판단】</w:t>
       </w:r>
     </w:p>
     <w:p>
@@ -612,7 +834,7 @@
         <w:rPr>
           <w:rFonts w:ascii="Arial" w:hAnsi="Arial"/>
         </w:rPr>
-        <w:t>75. 법령보충규칙</w:t>
+        <w:t xml:space="preserve">  74번. 계획재량</w:t>
       </w:r>
     </w:p>
     <w:p>
@@ -620,7 +842,7 @@
         <w:rPr>
           <w:rFonts w:ascii="Arial" w:hAnsi="Arial"/>
         </w:rPr>
-        <w:t>76. 법규명령</w:t>
+        <w:t xml:space="preserve">  75번. 행정계획</w:t>
       </w:r>
     </w:p>
     <w:p>
@@ -628,7 +850,17 @@
         <w:rPr>
           <w:rFonts w:ascii="Arial" w:hAnsi="Arial"/>
         </w:rPr>
-        <w:t>77. 고시</w:t>
+        <w:t xml:space="preserve">  76번. 형량하자</w:t>
+      </w:r>
+    </w:p>
+    <w:p>
+      <w:r>
+        <w:rPr>
+          <w:rFonts w:ascii="Arial" w:hAnsi="Arial"/>
+          <w:b/>
+          <w:sz w:val="24"/>
+        </w:rPr>
+        <w:t>【3. 계획재량】</w:t>
       </w:r>
     </w:p>
     <w:p>
@@ -636,7 +868,7 @@
         <w:rPr>
           <w:rFonts w:ascii="Arial" w:hAnsi="Arial"/>
         </w:rPr>
-        <w:t>78. 고시</w:t>
+        <w:t xml:space="preserve">  77번. 계획재량</w:t>
       </w:r>
     </w:p>
     <w:p>
@@ -644,7 +876,7 @@
         <w:rPr>
           <w:rFonts w:ascii="Arial" w:hAnsi="Arial"/>
         </w:rPr>
-        <w:t>79. 고시</w:t>
+        <w:t xml:space="preserve">  78번. 계획재량</w:t>
       </w:r>
     </w:p>
     <w:p>
@@ -652,7 +884,7 @@
         <w:rPr>
           <w:rFonts w:ascii="Arial" w:hAnsi="Arial"/>
         </w:rPr>
-        <w:t>80. 고시</w:t>
+        <w:t xml:space="preserve">  79번. 행정계획</w:t>
       </w:r>
     </w:p>
     <w:p>
@@ -660,7 +892,17 @@
         <w:rPr>
           <w:rFonts w:ascii="Arial" w:hAnsi="Arial"/>
         </w:rPr>
-        <w:t>81. 고시</w:t>
+        <w:t xml:space="preserve">  80번. 형량명령원칙</w:t>
+      </w:r>
+    </w:p>
+    <w:p>
+      <w:r>
+        <w:rPr>
+          <w:rFonts w:ascii="Arial" w:hAnsi="Arial"/>
+          <w:b/>
+          <w:sz w:val="24"/>
+        </w:rPr>
+        <w:t>【4. 형량명령원칙과 형량하자(행정계획 위법성 심사방법)】</w:t>
       </w:r>
     </w:p>
     <w:p>
@@ -668,7 +910,7 @@
         <w:rPr>
           <w:rFonts w:ascii="Arial" w:hAnsi="Arial"/>
         </w:rPr>
-        <w:t>82. 고시</w:t>
+        <w:t xml:space="preserve">  81번. 형량하자</w:t>
       </w:r>
     </w:p>
     <w:p>
@@ -676,7 +918,7 @@
         <w:rPr>
           <w:rFonts w:ascii="Arial" w:hAnsi="Arial"/>
         </w:rPr>
-        <w:t>83. 고시</w:t>
+        <w:t xml:space="preserve">  82번. 행정계획</w:t>
       </w:r>
     </w:p>
     <w:p>
@@ -684,7 +926,7 @@
         <w:rPr>
           <w:rFonts w:ascii="Arial" w:hAnsi="Arial"/>
         </w:rPr>
-        <w:t>84. 법규명령</w:t>
+        <w:t xml:space="preserve">  83번. 형량하자</w:t>
       </w:r>
     </w:p>
     <w:p>
@@ -692,7 +934,7 @@
         <w:rPr>
           <w:rFonts w:ascii="Arial" w:hAnsi="Arial"/>
         </w:rPr>
-        <w:t>85. 법규명령</w:t>
+        <w:t xml:space="preserve">  84번. 형량의 해태</w:t>
       </w:r>
     </w:p>
     <w:p>
@@ -700,7 +942,7 @@
         <w:rPr>
           <w:rFonts w:ascii="Arial" w:hAnsi="Arial"/>
         </w:rPr>
-        <w:t>86. 법규명령</w:t>
+        <w:t xml:space="preserve">  85번. 형량의 흠결</w:t>
       </w:r>
     </w:p>
     <w:p>
@@ -708,7 +950,7 @@
         <w:rPr>
           <w:rFonts w:ascii="Arial" w:hAnsi="Arial"/>
         </w:rPr>
-        <w:t>87. 법규명령</w:t>
+        <w:t xml:space="preserve">  86번. 오형량</w:t>
       </w:r>
     </w:p>
     <w:p>
@@ -716,7 +958,17 @@
         <w:rPr>
           <w:rFonts w:ascii="Arial" w:hAnsi="Arial"/>
         </w:rPr>
-        <w:t>88. 행정규칙</w:t>
+        <w:t xml:space="preserve">  87번. 계획재량</w:t>
+      </w:r>
+    </w:p>
+    <w:p>
+      <w:r>
+        <w:rPr>
+          <w:rFonts w:ascii="Arial" w:hAnsi="Arial"/>
+          <w:b/>
+          <w:sz w:val="24"/>
+        </w:rPr>
+        <w:t>【4. 계획변경청구권】</w:t>
       </w:r>
     </w:p>
     <w:p>
@@ -724,7 +976,7 @@
         <w:rPr>
           <w:rFonts w:ascii="Arial" w:hAnsi="Arial"/>
         </w:rPr>
-        <w:t>89. 재량준칙</w:t>
+        <w:t xml:space="preserve">  88번. 법규명령</w:t>
       </w:r>
     </w:p>
     <w:p>
@@ -732,7 +984,7 @@
         <w:rPr>
           <w:rFonts w:ascii="Arial" w:hAnsi="Arial"/>
         </w:rPr>
-        <w:t>90. 행정규칙</w:t>
+        <w:t xml:space="preserve">  89번. 법규성</w:t>
       </w:r>
     </w:p>
     <w:p>
@@ -740,7 +992,7 @@
         <w:rPr>
           <w:rFonts w:ascii="Arial" w:hAnsi="Arial"/>
         </w:rPr>
-        <w:t>91. 재량준칙</w:t>
+        <w:t xml:space="preserve">  90번. 법규성</w:t>
       </w:r>
     </w:p>
     <w:p>
@@ -748,7 +1000,7 @@
         <w:rPr>
           <w:rFonts w:ascii="Arial" w:hAnsi="Arial"/>
         </w:rPr>
-        <w:t>92. 행정규칙</w:t>
+        <w:t xml:space="preserve">  91번. 고시</w:t>
       </w:r>
     </w:p>
     <w:p>
@@ -756,7 +1008,7 @@
         <w:rPr>
           <w:rFonts w:ascii="Arial" w:hAnsi="Arial"/>
         </w:rPr>
-        <w:t>93. 행정규칙</w:t>
+        <w:t xml:space="preserve">  92번. 고시</w:t>
       </w:r>
     </w:p>
     <w:p>
@@ -764,335 +1016,7 @@
         <w:rPr>
           <w:rFonts w:ascii="Arial" w:hAnsi="Arial"/>
         </w:rPr>
-        <w:t>94. 법규성</w:t>
-      </w:r>
-    </w:p>
-    <w:p>
-      <w:r>
-        <w:rPr>
-          <w:rFonts w:ascii="Arial" w:hAnsi="Arial"/>
-        </w:rPr>
-        <w:t>95. 법규성</w:t>
-      </w:r>
-    </w:p>
-    <w:p>
-      <w:r>
-        <w:rPr>
-          <w:rFonts w:ascii="Arial" w:hAnsi="Arial"/>
-        </w:rPr>
-        <w:t>96. 법규명령</w:t>
-      </w:r>
-    </w:p>
-    <w:p>
-      <w:r>
-        <w:rPr>
-          <w:rFonts w:ascii="Arial" w:hAnsi="Arial"/>
-        </w:rPr>
-        <w:t>97. 행정규칙</w:t>
-      </w:r>
-    </w:p>
-    <w:p>
-      <w:r>
-        <w:rPr>
-          <w:rFonts w:ascii="Arial" w:hAnsi="Arial"/>
-        </w:rPr>
-        <w:t>98. 법규명령</w:t>
-      </w:r>
-    </w:p>
-    <w:p>
-      <w:r>
-        <w:rPr>
-          <w:rFonts w:ascii="Arial" w:hAnsi="Arial"/>
-        </w:rPr>
-        <w:t>99. 법령보충규칙</w:t>
-      </w:r>
-    </w:p>
-    <w:p>
-      <w:r>
-        <w:rPr>
-          <w:rFonts w:ascii="Arial" w:hAnsi="Arial"/>
-        </w:rPr>
-        <w:t>100. 행정규칙</w:t>
-      </w:r>
-    </w:p>
-    <w:p>
-      <w:r>
-        <w:rPr>
-          <w:rFonts w:ascii="Arial" w:hAnsi="Arial"/>
-        </w:rPr>
-        <w:t>101. 위임명령</w:t>
-      </w:r>
-    </w:p>
-    <w:p>
-      <w:r>
-        <w:rPr>
-          <w:rFonts w:ascii="Arial" w:hAnsi="Arial"/>
-        </w:rPr>
-        <w:t>102. 행정계획</w:t>
-      </w:r>
-    </w:p>
-    <w:p>
-      <w:r>
-        <w:rPr>
-          <w:rFonts w:ascii="Arial" w:hAnsi="Arial"/>
-        </w:rPr>
-        <w:t>103. 행정계획</w:t>
-      </w:r>
-    </w:p>
-    <w:p>
-      <w:r>
-        <w:rPr>
-          <w:rFonts w:ascii="Arial" w:hAnsi="Arial"/>
-        </w:rPr>
-        <w:t>104. 행정계획</w:t>
-      </w:r>
-    </w:p>
-    <w:p>
-      <w:r>
-        <w:rPr>
-          <w:rFonts w:ascii="Arial" w:hAnsi="Arial"/>
-        </w:rPr>
-        <w:t>105. 계획재량</w:t>
-      </w:r>
-    </w:p>
-    <w:p>
-      <w:r>
-        <w:rPr>
-          <w:rFonts w:ascii="Arial" w:hAnsi="Arial"/>
-        </w:rPr>
-        <w:t>106. 행정계획</w:t>
-      </w:r>
-    </w:p>
-    <w:p>
-      <w:r>
-        <w:rPr>
-          <w:rFonts w:ascii="Arial" w:hAnsi="Arial"/>
-        </w:rPr>
-        <w:t>107. 행정계획</w:t>
-      </w:r>
-    </w:p>
-    <w:p>
-      <w:r>
-        <w:rPr>
-          <w:rFonts w:ascii="Arial" w:hAnsi="Arial"/>
-        </w:rPr>
-        <w:t>108. 계획재량</w:t>
-      </w:r>
-    </w:p>
-    <w:p>
-      <w:r>
-        <w:rPr>
-          <w:rFonts w:ascii="Arial" w:hAnsi="Arial"/>
-        </w:rPr>
-        <w:t>109. 계획재량</w:t>
-      </w:r>
-    </w:p>
-    <w:p>
-      <w:r>
-        <w:rPr>
-          <w:rFonts w:ascii="Arial" w:hAnsi="Arial"/>
-        </w:rPr>
-        <w:t>110. 행정계획</w:t>
-      </w:r>
-    </w:p>
-    <w:p>
-      <w:r>
-        <w:rPr>
-          <w:rFonts w:ascii="Arial" w:hAnsi="Arial"/>
-        </w:rPr>
-        <w:t>111. 계획재량</w:t>
-      </w:r>
-    </w:p>
-    <w:p>
-      <w:r>
-        <w:rPr>
-          <w:rFonts w:ascii="Arial" w:hAnsi="Arial"/>
-        </w:rPr>
-        <w:t>112. 행정계획</w:t>
-      </w:r>
-    </w:p>
-    <w:p>
-      <w:r>
-        <w:rPr>
-          <w:rFonts w:ascii="Arial" w:hAnsi="Arial"/>
-        </w:rPr>
-        <w:t>113. 행정계획</w:t>
-      </w:r>
-    </w:p>
-    <w:p>
-      <w:r>
-        <w:rPr>
-          <w:rFonts w:ascii="Arial" w:hAnsi="Arial"/>
-        </w:rPr>
-        <w:t>114. 계획재량</w:t>
-      </w:r>
-    </w:p>
-    <w:p>
-      <w:r>
-        <w:rPr>
-          <w:rFonts w:ascii="Arial" w:hAnsi="Arial"/>
-        </w:rPr>
-        <w:t>115. 형량명령원칙</w:t>
-      </w:r>
-    </w:p>
-    <w:p>
-      <w:r>
-        <w:rPr>
-          <w:rFonts w:ascii="Arial" w:hAnsi="Arial"/>
-        </w:rPr>
-        <w:t>116. 형량명령원칙</w:t>
-      </w:r>
-    </w:p>
-    <w:p>
-      <w:r>
-        <w:rPr>
-          <w:rFonts w:ascii="Arial" w:hAnsi="Arial"/>
-        </w:rPr>
-        <w:t>117. 형량하자</w:t>
-      </w:r>
-    </w:p>
-    <w:p>
-      <w:r>
-        <w:rPr>
-          <w:rFonts w:ascii="Arial" w:hAnsi="Arial"/>
-        </w:rPr>
-        <w:t>118. 행정계획</w:t>
-      </w:r>
-    </w:p>
-    <w:p>
-      <w:r>
-        <w:rPr>
-          <w:rFonts w:ascii="Arial" w:hAnsi="Arial"/>
-        </w:rPr>
-        <w:t>119. 행정계획</w:t>
-      </w:r>
-    </w:p>
-    <w:p>
-      <w:r>
-        <w:rPr>
-          <w:rFonts w:ascii="Arial" w:hAnsi="Arial"/>
-        </w:rPr>
-        <w:t>120. 형량하자</w:t>
-      </w:r>
-    </w:p>
-    <w:p>
-      <w:r>
-        <w:rPr>
-          <w:rFonts w:ascii="Arial" w:hAnsi="Arial"/>
-        </w:rPr>
-        <w:t>121. 형량의 해태</w:t>
-      </w:r>
-    </w:p>
-    <w:p>
-      <w:r>
-        <w:rPr>
-          <w:rFonts w:ascii="Arial" w:hAnsi="Arial"/>
-        </w:rPr>
-        <w:t>122. 형량의 흠결</w:t>
-      </w:r>
-    </w:p>
-    <w:p>
-      <w:r>
-        <w:rPr>
-          <w:rFonts w:ascii="Arial" w:hAnsi="Arial"/>
-        </w:rPr>
-        <w:t>123. 오형량</w:t>
-      </w:r>
-    </w:p>
-    <w:p>
-      <w:r>
-        <w:rPr>
-          <w:rFonts w:ascii="Arial" w:hAnsi="Arial"/>
-        </w:rPr>
-        <w:t>124. 계획재량</w:t>
-      </w:r>
-    </w:p>
-    <w:p>
-      <w:r>
-        <w:rPr>
-          <w:rFonts w:ascii="Arial" w:hAnsi="Arial"/>
-        </w:rPr>
-        <w:t>125. 행정계획</w:t>
-      </w:r>
-    </w:p>
-    <w:p>
-      <w:r>
-        <w:rPr>
-          <w:rFonts w:ascii="Arial" w:hAnsi="Arial"/>
-        </w:rPr>
-        <w:t>126. 법규명령</w:t>
-      </w:r>
-    </w:p>
-    <w:p>
-      <w:r>
-        <w:rPr>
-          <w:rFonts w:ascii="Arial" w:hAnsi="Arial"/>
-        </w:rPr>
-        <w:t>127. 행정규칙</w:t>
-      </w:r>
-    </w:p>
-    <w:p>
-      <w:r>
-        <w:rPr>
-          <w:rFonts w:ascii="Arial" w:hAnsi="Arial"/>
-        </w:rPr>
-        <w:t>128. 고시</w:t>
-      </w:r>
-    </w:p>
-    <w:p>
-      <w:r>
-        <w:rPr>
-          <w:rFonts w:ascii="Arial" w:hAnsi="Arial"/>
-        </w:rPr>
-        <w:t>129. 법규성</w:t>
-      </w:r>
-    </w:p>
-    <w:p>
-      <w:r>
-        <w:rPr>
-          <w:rFonts w:ascii="Arial" w:hAnsi="Arial"/>
-        </w:rPr>
-        <w:t>130. 행정규칙</w:t>
-      </w:r>
-    </w:p>
-    <w:p>
-      <w:r>
-        <w:rPr>
-          <w:rFonts w:ascii="Arial" w:hAnsi="Arial"/>
-        </w:rPr>
-        <w:t>131. 고시</w:t>
-      </w:r>
-    </w:p>
-    <w:p>
-      <w:r>
-        <w:rPr>
-          <w:rFonts w:ascii="Arial" w:hAnsi="Arial"/>
-        </w:rPr>
-        <w:t>132. 법규성</w:t>
-      </w:r>
-    </w:p>
-    <w:p>
-      <w:r>
-        <w:rPr>
-          <w:rFonts w:ascii="Arial" w:hAnsi="Arial"/>
-        </w:rPr>
-        <w:t>133. 고시</w:t>
-      </w:r>
-    </w:p>
-    <w:p>
-      <w:r>
-        <w:rPr>
-          <w:rFonts w:ascii="Arial" w:hAnsi="Arial"/>
-        </w:rPr>
-        <w:t>134. 고시</w:t>
-      </w:r>
-    </w:p>
-    <w:p>
-      <w:r>
-        <w:rPr>
-          <w:rFonts w:ascii="Arial" w:hAnsi="Arial"/>
-        </w:rPr>
-        <w:t>135. 고시</w:t>
+        <w:t xml:space="preserve">  93번. 고시</w:t>
       </w:r>
     </w:p>
     <w:sectPr>

--- a/word proj/사례_행정입법, 행정계획_답안.docx
+++ b/word proj/사례_행정입법, 행정계획_답안.docx
@@ -30,7 +30,7 @@
         <w:rPr>
           <w:rFonts w:ascii="Arial" w:hAnsi="Arial"/>
         </w:rPr>
-        <w:t xml:space="preserve">  1번. 포괄위임금지</w:t>
+        <w:t xml:space="preserve">  4-1. 포괄위임금지</w:t>
       </w:r>
     </w:p>
     <w:p>
@@ -38,7 +38,7 @@
         <w:rPr>
           <w:rFonts w:ascii="Arial" w:hAnsi="Arial"/>
         </w:rPr>
-        <w:t xml:space="preserve">  2번. 위임명령</w:t>
+        <w:t xml:space="preserve">  5-1. 위임명령</w:t>
       </w:r>
     </w:p>
     <w:p>
@@ -46,7 +46,7 @@
         <w:rPr>
           <w:rFonts w:ascii="Arial" w:hAnsi="Arial"/>
         </w:rPr>
-        <w:t xml:space="preserve">  3번. 재위임</w:t>
+        <w:t xml:space="preserve">  6-1. 재위임</w:t>
       </w:r>
     </w:p>
     <w:p>
@@ -64,7 +64,7 @@
         <w:rPr>
           <w:rFonts w:ascii="Arial" w:hAnsi="Arial"/>
         </w:rPr>
-        <w:t xml:space="preserve">  4번. 위임명령</w:t>
+        <w:t xml:space="preserve">  7-1. 위임명령</w:t>
       </w:r>
     </w:p>
     <w:p>
@@ -72,7 +72,7 @@
         <w:rPr>
           <w:rFonts w:ascii="Arial" w:hAnsi="Arial"/>
         </w:rPr>
-        <w:t xml:space="preserve">  5번. 위임명령</w:t>
+        <w:t xml:space="preserve">  8-1. 위임명령</w:t>
       </w:r>
     </w:p>
     <w:p>
@@ -90,7 +90,7 @@
         <w:rPr>
           <w:rFonts w:ascii="Arial" w:hAnsi="Arial"/>
         </w:rPr>
-        <w:t xml:space="preserve">  6번. 법률유보원칙</w:t>
+        <w:t xml:space="preserve">  9-1. 법률유보원칙</w:t>
       </w:r>
     </w:p>
     <w:p>
@@ -108,7 +108,7 @@
         <w:rPr>
           <w:rFonts w:ascii="Arial" w:hAnsi="Arial"/>
         </w:rPr>
-        <w:t xml:space="preserve">  7번. 신뢰보호원칙</w:t>
+        <w:t xml:space="preserve">  11-1. 신뢰보호원칙</w:t>
       </w:r>
     </w:p>
     <w:p>
@@ -116,7 +116,7 @@
         <w:rPr>
           <w:rFonts w:ascii="Arial" w:hAnsi="Arial"/>
         </w:rPr>
-        <w:t xml:space="preserve">  8번. 신뢰보호원칙</w:t>
+        <w:t xml:space="preserve">  12-1. 신뢰보호원칙</w:t>
       </w:r>
     </w:p>
     <w:p>
@@ -124,7 +124,7 @@
         <w:rPr>
           <w:rFonts w:ascii="Arial" w:hAnsi="Arial"/>
         </w:rPr>
-        <w:t xml:space="preserve">  9번. 신뢰보호원칙</w:t>
+        <w:t xml:space="preserve">  13-1. 신뢰보호원칙</w:t>
       </w:r>
     </w:p>
     <w:p>
@@ -132,7 +132,7 @@
         <w:rPr>
           <w:rFonts w:ascii="Arial" w:hAnsi="Arial"/>
         </w:rPr>
-        <w:t xml:space="preserve">  10번. 신뢰보호원칙</w:t>
+        <w:t xml:space="preserve">  14-1. 신뢰보호원칙</w:t>
       </w:r>
     </w:p>
     <w:p>
@@ -150,7 +150,7 @@
         <w:rPr>
           <w:rFonts w:ascii="Arial" w:hAnsi="Arial"/>
         </w:rPr>
-        <w:t xml:space="preserve">  11번. 법규명령</w:t>
+        <w:t xml:space="preserve">  16-1. 행정규칙</w:t>
       </w:r>
     </w:p>
     <w:p>
@@ -158,7 +158,7 @@
         <w:rPr>
           <w:rFonts w:ascii="Arial" w:hAnsi="Arial"/>
         </w:rPr>
-        <w:t xml:space="preserve">  12번. 위임명령</w:t>
+        <w:t xml:space="preserve">  17-1. 법규명령</w:t>
       </w:r>
     </w:p>
     <w:p>
@@ -176,7 +176,7 @@
         <w:rPr>
           <w:rFonts w:ascii="Arial" w:hAnsi="Arial"/>
         </w:rPr>
-        <w:t xml:space="preserve">  13번. 행정규칙</w:t>
+        <w:t xml:space="preserve">  18-1. 행정규칙</w:t>
       </w:r>
     </w:p>
     <w:p>
@@ -184,7 +184,7 @@
         <w:rPr>
           <w:rFonts w:ascii="Arial" w:hAnsi="Arial"/>
         </w:rPr>
-        <w:t xml:space="preserve">  14번. 행정규칙</w:t>
+        <w:t xml:space="preserve">  19-1. 행정규칙</w:t>
       </w:r>
     </w:p>
     <w:p>
@@ -202,7 +202,7 @@
         <w:rPr>
           <w:rFonts w:ascii="Arial" w:hAnsi="Arial"/>
         </w:rPr>
-        <w:t xml:space="preserve">  15번. 법규명령</w:t>
+        <w:t xml:space="preserve">  21-1. 행정규칙</w:t>
       </w:r>
     </w:p>
     <w:p>
@@ -210,7 +210,7 @@
         <w:rPr>
           <w:rFonts w:ascii="Arial" w:hAnsi="Arial"/>
         </w:rPr>
-        <w:t xml:space="preserve">  16번. 재량준칙</w:t>
+        <w:t xml:space="preserve">  22-1. 재량준칙</w:t>
       </w:r>
     </w:p>
     <w:p>
@@ -218,7 +218,7 @@
         <w:rPr>
           <w:rFonts w:ascii="Arial" w:hAnsi="Arial"/>
         </w:rPr>
-        <w:t xml:space="preserve">  17번. 법규명령</w:t>
+        <w:t xml:space="preserve">  23-1. 법규명령</w:t>
       </w:r>
     </w:p>
     <w:p>
@@ -226,7 +226,7 @@
         <w:rPr>
           <w:rFonts w:ascii="Arial" w:hAnsi="Arial"/>
         </w:rPr>
-        <w:t xml:space="preserve">  18번. 행정규칙</w:t>
+        <w:t xml:space="preserve">  24-1. 행정규칙</w:t>
       </w:r>
     </w:p>
     <w:p>
@@ -234,7 +234,7 @@
         <w:rPr>
           <w:rFonts w:ascii="Arial" w:hAnsi="Arial"/>
         </w:rPr>
-        <w:t xml:space="preserve">  19번. 행정규칙</w:t>
+        <w:t xml:space="preserve">  25-1. 행정규칙</w:t>
       </w:r>
     </w:p>
     <w:p>
@@ -242,7 +242,7 @@
         <w:rPr>
           <w:rFonts w:ascii="Arial" w:hAnsi="Arial"/>
         </w:rPr>
-        <w:t xml:space="preserve">  20번. 재량준칙</w:t>
+        <w:t xml:space="preserve">  26-1. 재량준칙</w:t>
       </w:r>
     </w:p>
     <w:p>
@@ -250,7 +250,7 @@
         <w:rPr>
           <w:rFonts w:ascii="Arial" w:hAnsi="Arial"/>
         </w:rPr>
-        <w:t xml:space="preserve">  21번. 재량준칙</w:t>
+        <w:t xml:space="preserve">  27-1. 재량준칙</w:t>
       </w:r>
     </w:p>
     <w:p>
@@ -268,7 +268,7 @@
         <w:rPr>
           <w:rFonts w:ascii="Arial" w:hAnsi="Arial"/>
         </w:rPr>
-        <w:t xml:space="preserve">  22번. 행정규칙</w:t>
+        <w:t xml:space="preserve">  28-1. 행정규칙</w:t>
       </w:r>
     </w:p>
     <w:p>
@@ -276,7 +276,7 @@
         <w:rPr>
           <w:rFonts w:ascii="Arial" w:hAnsi="Arial"/>
         </w:rPr>
-        <w:t xml:space="preserve">  23번. 재량준칙</w:t>
+        <w:t xml:space="preserve">  29-1. 재량준칙</w:t>
       </w:r>
     </w:p>
     <w:p>
@@ -284,7 +284,7 @@
         <w:rPr>
           <w:rFonts w:ascii="Arial" w:hAnsi="Arial"/>
         </w:rPr>
-        <w:t xml:space="preserve">  24번. 행정규칙</w:t>
+        <w:t xml:space="preserve">  30-1. 행정규칙</w:t>
       </w:r>
     </w:p>
     <w:p>
@@ -292,7 +292,7 @@
         <w:rPr>
           <w:rFonts w:ascii="Arial" w:hAnsi="Arial"/>
         </w:rPr>
-        <w:t xml:space="preserve">  25번. 행정규칙</w:t>
+        <w:t xml:space="preserve">  31-1. 행정규칙</w:t>
       </w:r>
     </w:p>
     <w:p>
@@ -310,7 +310,7 @@
         <w:rPr>
           <w:rFonts w:ascii="Arial" w:hAnsi="Arial"/>
         </w:rPr>
-        <w:t xml:space="preserve">  26번. 행정규칙</w:t>
+        <w:t xml:space="preserve">  32-1. 행정규칙</w:t>
       </w:r>
     </w:p>
     <w:p>
@@ -318,7 +318,7 @@
         <w:rPr>
           <w:rFonts w:ascii="Arial" w:hAnsi="Arial"/>
         </w:rPr>
-        <w:t xml:space="preserve">  27번. 법규성</w:t>
+        <w:t xml:space="preserve">  33-1. 법규성</w:t>
       </w:r>
     </w:p>
     <w:p>
@@ -336,7 +336,7 @@
         <w:rPr>
           <w:rFonts w:ascii="Arial" w:hAnsi="Arial"/>
         </w:rPr>
-        <w:t xml:space="preserve">  28번. 재량준칙</w:t>
+        <w:t xml:space="preserve">  34-1. 재량준칙</w:t>
       </w:r>
     </w:p>
     <w:p>
@@ -344,7 +344,7 @@
         <w:rPr>
           <w:rFonts w:ascii="Arial" w:hAnsi="Arial"/>
         </w:rPr>
-        <w:t xml:space="preserve">  29번. 법규명령</w:t>
+        <w:t xml:space="preserve">  35-1. 법규명령</w:t>
       </w:r>
     </w:p>
     <w:p>
@@ -352,7 +352,7 @@
         <w:rPr>
           <w:rFonts w:ascii="Arial" w:hAnsi="Arial"/>
         </w:rPr>
-        <w:t xml:space="preserve">  30번. 법규성</w:t>
+        <w:t xml:space="preserve">  36-1. 법규성</w:t>
       </w:r>
     </w:p>
     <w:p>
@@ -370,7 +370,7 @@
         <w:rPr>
           <w:rFonts w:ascii="Arial" w:hAnsi="Arial"/>
         </w:rPr>
-        <w:t xml:space="preserve">  31번. 행정규칙</w:t>
+        <w:t xml:space="preserve">  37-1. 행정규칙</w:t>
       </w:r>
     </w:p>
     <w:p>
@@ -378,7 +378,7 @@
         <w:rPr>
           <w:rFonts w:ascii="Arial" w:hAnsi="Arial"/>
         </w:rPr>
-        <w:t xml:space="preserve">  32번. 행정규칙</w:t>
+        <w:t xml:space="preserve">  38-1. 행정규칙</w:t>
       </w:r>
     </w:p>
     <w:p>
@@ -396,7 +396,7 @@
         <w:rPr>
           <w:rFonts w:ascii="Arial" w:hAnsi="Arial"/>
         </w:rPr>
-        <w:t xml:space="preserve">  33번. 지침</w:t>
+        <w:t xml:space="preserve">  39-1. 훈령</w:t>
       </w:r>
     </w:p>
     <w:p>
@@ -404,7 +404,7 @@
         <w:rPr>
           <w:rFonts w:ascii="Arial" w:hAnsi="Arial"/>
         </w:rPr>
-        <w:t xml:space="preserve">  34번. 지침</w:t>
+        <w:t xml:space="preserve">  40-1. 훈령</w:t>
       </w:r>
     </w:p>
     <w:p>
@@ -412,7 +412,7 @@
         <w:rPr>
           <w:rFonts w:ascii="Arial" w:hAnsi="Arial"/>
         </w:rPr>
-        <w:t xml:space="preserve">  35번. 위임명령</w:t>
+        <w:t xml:space="preserve">  41-1. 법규명령</w:t>
       </w:r>
     </w:p>
     <w:p>
@@ -420,7 +420,7 @@
         <w:rPr>
           <w:rFonts w:ascii="Arial" w:hAnsi="Arial"/>
         </w:rPr>
-        <w:t xml:space="preserve">  36번. 위임명령</w:t>
+        <w:t xml:space="preserve">  42-1. 행정규칙</w:t>
       </w:r>
     </w:p>
     <w:p>
@@ -428,7 +428,7 @@
         <w:rPr>
           <w:rFonts w:ascii="Arial" w:hAnsi="Arial"/>
         </w:rPr>
-        <w:t xml:space="preserve">  37번. 법규명령</w:t>
+        <w:t xml:space="preserve">  43-1. 행정규칙</w:t>
       </w:r>
     </w:p>
     <w:p>
@@ -436,7 +436,7 @@
         <w:rPr>
           <w:rFonts w:ascii="Arial" w:hAnsi="Arial"/>
         </w:rPr>
-        <w:t xml:space="preserve">  38번. 행정규칙</w:t>
+        <w:t xml:space="preserve">  44-1. 행정규칙</w:t>
       </w:r>
     </w:p>
     <w:p>
@@ -444,7 +444,7 @@
         <w:rPr>
           <w:rFonts w:ascii="Arial" w:hAnsi="Arial"/>
         </w:rPr>
-        <w:t xml:space="preserve">  39번. 법규명령</w:t>
+        <w:t xml:space="preserve">  45-1. 법규명령</w:t>
       </w:r>
     </w:p>
     <w:p>
@@ -452,7 +452,7 @@
         <w:rPr>
           <w:rFonts w:ascii="Arial" w:hAnsi="Arial"/>
         </w:rPr>
-        <w:t xml:space="preserve">  40번. 행정기본법</w:t>
+        <w:t xml:space="preserve">  46-1. 행정규칙</w:t>
       </w:r>
     </w:p>
     <w:p>
@@ -460,7 +460,7 @@
         <w:rPr>
           <w:rFonts w:ascii="Arial" w:hAnsi="Arial"/>
         </w:rPr>
-        <w:t xml:space="preserve">  41번. 법규성</w:t>
+        <w:t xml:space="preserve">  47-1. 행정규칙</w:t>
       </w:r>
     </w:p>
     <w:p>
@@ -468,7 +468,7 @@
         <w:rPr>
           <w:rFonts w:ascii="Arial" w:hAnsi="Arial"/>
         </w:rPr>
-        <w:t xml:space="preserve">  42번. 고시</w:t>
+        <w:t xml:space="preserve">  48-1. 법규명령</w:t>
       </w:r>
     </w:p>
     <w:p>
@@ -476,7 +476,7 @@
         <w:rPr>
           <w:rFonts w:ascii="Arial" w:hAnsi="Arial"/>
         </w:rPr>
-        <w:t xml:space="preserve">  43번. 위임명령</w:t>
+        <w:t xml:space="preserve">  50-1. 행정규칙</w:t>
       </w:r>
     </w:p>
     <w:p>
@@ -484,7 +484,7 @@
         <w:rPr>
           <w:rFonts w:ascii="Arial" w:hAnsi="Arial"/>
         </w:rPr>
-        <w:t xml:space="preserve">  44번. 고시</w:t>
+        <w:t xml:space="preserve">  51-1. 행정규칙</w:t>
       </w:r>
     </w:p>
     <w:p>
@@ -502,7 +502,7 @@
         <w:rPr>
           <w:rFonts w:ascii="Arial" w:hAnsi="Arial"/>
         </w:rPr>
-        <w:t xml:space="preserve">  45번. 고시</w:t>
+        <w:t xml:space="preserve">  52-1. 고시</w:t>
       </w:r>
     </w:p>
     <w:p>
@@ -520,7 +520,7 @@
         <w:rPr>
           <w:rFonts w:ascii="Arial" w:hAnsi="Arial"/>
         </w:rPr>
-        <w:t xml:space="preserve">  46번. 고시</w:t>
+        <w:t xml:space="preserve">  54-1. 고시</w:t>
       </w:r>
     </w:p>
     <w:p>
@@ -528,7 +528,7 @@
         <w:rPr>
           <w:rFonts w:ascii="Arial" w:hAnsi="Arial"/>
         </w:rPr>
-        <w:t xml:space="preserve">  47번. 고시</w:t>
+        <w:t xml:space="preserve">  55-1. 훈령</w:t>
       </w:r>
     </w:p>
     <w:p>
@@ -536,7 +536,7 @@
         <w:rPr>
           <w:rFonts w:ascii="Arial" w:hAnsi="Arial"/>
         </w:rPr>
-        <w:t xml:space="preserve">  48번. 고시</w:t>
+        <w:t xml:space="preserve">  56-1. 행정규칙</w:t>
       </w:r>
     </w:p>
     <w:p>
@@ -554,7 +554,7 @@
         <w:rPr>
           <w:rFonts w:ascii="Arial" w:hAnsi="Arial"/>
         </w:rPr>
-        <w:t xml:space="preserve">  49번. 고시</w:t>
+        <w:t xml:space="preserve">  59-1. 행정규칙</w:t>
       </w:r>
     </w:p>
     <w:p>
@@ -562,7 +562,7 @@
         <w:rPr>
           <w:rFonts w:ascii="Arial" w:hAnsi="Arial"/>
         </w:rPr>
-        <w:t xml:space="preserve">  50번. 고시</w:t>
+        <w:t xml:space="preserve">  60-1. 법규명령</w:t>
       </w:r>
     </w:p>
     <w:p>
@@ -570,7 +570,7 @@
         <w:rPr>
           <w:rFonts w:ascii="Arial" w:hAnsi="Arial"/>
         </w:rPr>
-        <w:t xml:space="preserve">  51번. 고시</w:t>
+        <w:t xml:space="preserve">  61-1. 고시</w:t>
       </w:r>
     </w:p>
     <w:p>
@@ -588,7 +588,7 @@
         <w:rPr>
           <w:rFonts w:ascii="Arial" w:hAnsi="Arial"/>
         </w:rPr>
-        <w:t xml:space="preserve">  52번. 고시</w:t>
+        <w:t xml:space="preserve">  62-1. 고시</w:t>
       </w:r>
     </w:p>
     <w:p>
@@ -596,7 +596,7 @@
         <w:rPr>
           <w:rFonts w:ascii="Arial" w:hAnsi="Arial"/>
         </w:rPr>
-        <w:t xml:space="preserve">  53번. 고시</w:t>
+        <w:t xml:space="preserve">  64-1. 고시</w:t>
       </w:r>
     </w:p>
     <w:p>
@@ -604,7 +604,7 @@
         <w:rPr>
           <w:rFonts w:ascii="Arial" w:hAnsi="Arial"/>
         </w:rPr>
-        <w:t xml:space="preserve">  54번. 고시</w:t>
+        <w:t xml:space="preserve">  65-1. 고시</w:t>
       </w:r>
     </w:p>
     <w:p>
@@ -622,7 +622,7 @@
         <w:rPr>
           <w:rFonts w:ascii="Arial" w:hAnsi="Arial"/>
         </w:rPr>
-        <w:t xml:space="preserve">  55번. 고시</w:t>
+        <w:t xml:space="preserve">  66-1. 고시</w:t>
       </w:r>
     </w:p>
     <w:p>
@@ -630,7 +630,7 @@
         <w:rPr>
           <w:rFonts w:ascii="Arial" w:hAnsi="Arial"/>
         </w:rPr>
-        <w:t xml:space="preserve">  56번. 고시</w:t>
+        <w:t xml:space="preserve">  67-1. 고시</w:t>
       </w:r>
     </w:p>
     <w:p>
@@ -648,7 +648,7 @@
         <w:rPr>
           <w:rFonts w:ascii="Arial" w:hAnsi="Arial"/>
         </w:rPr>
-        <w:t xml:space="preserve">  57번. 법규명령</w:t>
+        <w:t xml:space="preserve">  71-1. 법규명령</w:t>
       </w:r>
     </w:p>
     <w:p>
@@ -656,7 +656,7 @@
         <w:rPr>
           <w:rFonts w:ascii="Arial" w:hAnsi="Arial"/>
         </w:rPr>
-        <w:t xml:space="preserve">  58번. 법규명령</w:t>
+        <w:t xml:space="preserve">  72-1. 법규명령</w:t>
       </w:r>
     </w:p>
     <w:p>
@@ -664,7 +664,7 @@
         <w:rPr>
           <w:rFonts w:ascii="Arial" w:hAnsi="Arial"/>
         </w:rPr>
-        <w:t xml:space="preserve">  59번. 법규명령</w:t>
+        <w:t xml:space="preserve">  73-1. 법규명령</w:t>
       </w:r>
     </w:p>
     <w:p>
@@ -672,7 +672,7 @@
         <w:rPr>
           <w:rFonts w:ascii="Arial" w:hAnsi="Arial"/>
         </w:rPr>
-        <w:t xml:space="preserve">  60번. 법규명령</w:t>
+        <w:t xml:space="preserve">  74-1. 법규명령</w:t>
       </w:r>
     </w:p>
     <w:p>
@@ -690,7 +690,7 @@
         <w:rPr>
           <w:rFonts w:ascii="Arial" w:hAnsi="Arial"/>
         </w:rPr>
-        <w:t xml:space="preserve">  61번. 행정규칙</w:t>
+        <w:t xml:space="preserve">  77-1. 행정규칙</w:t>
       </w:r>
     </w:p>
     <w:p>
@@ -698,7 +698,7 @@
         <w:rPr>
           <w:rFonts w:ascii="Arial" w:hAnsi="Arial"/>
         </w:rPr>
-        <w:t xml:space="preserve">  62번. 재량준칙</w:t>
+        <w:t xml:space="preserve">  78-1. 재량준칙</w:t>
       </w:r>
     </w:p>
     <w:p>
@@ -706,7 +706,7 @@
         <w:rPr>
           <w:rFonts w:ascii="Arial" w:hAnsi="Arial"/>
         </w:rPr>
-        <w:t xml:space="preserve">  63번. 재량준칙</w:t>
+        <w:t xml:space="preserve">  79-1. 재량준칙</w:t>
       </w:r>
     </w:p>
     <w:p>
@@ -724,7 +724,7 @@
         <w:rPr>
           <w:rFonts w:ascii="Arial" w:hAnsi="Arial"/>
         </w:rPr>
-        <w:t xml:space="preserve">  64번. 행정규칙</w:t>
+        <w:t xml:space="preserve">  82-1. 행정규칙</w:t>
       </w:r>
     </w:p>
     <w:p>
@@ -732,7 +732,7 @@
         <w:rPr>
           <w:rFonts w:ascii="Arial" w:hAnsi="Arial"/>
         </w:rPr>
-        <w:t xml:space="preserve">  65번. 행정규칙</w:t>
+        <w:t xml:space="preserve">  83-1. 행정규칙</w:t>
       </w:r>
     </w:p>
     <w:p>
@@ -740,7 +740,7 @@
         <w:rPr>
           <w:rFonts w:ascii="Arial" w:hAnsi="Arial"/>
         </w:rPr>
-        <w:t xml:space="preserve">  66번. 법규성</w:t>
+        <w:t xml:space="preserve">  86-1. 법규성</w:t>
       </w:r>
     </w:p>
     <w:p>
@@ -748,7 +748,7 @@
         <w:rPr>
           <w:rFonts w:ascii="Arial" w:hAnsi="Arial"/>
         </w:rPr>
-        <w:t xml:space="preserve">  67번. 법규명령</w:t>
+        <w:t xml:space="preserve">  87-1. 행정규칙</w:t>
       </w:r>
     </w:p>
     <w:p>
@@ -756,7 +756,7 @@
         <w:rPr>
           <w:rFonts w:ascii="Arial" w:hAnsi="Arial"/>
         </w:rPr>
-        <w:t xml:space="preserve">  68번. 법규명령</w:t>
+        <w:t xml:space="preserve">  88-1. 법규명령</w:t>
       </w:r>
     </w:p>
     <w:p>
@@ -764,7 +764,7 @@
         <w:rPr>
           <w:rFonts w:ascii="Arial" w:hAnsi="Arial"/>
         </w:rPr>
-        <w:t xml:space="preserve">  69번. 법령보충규칙</w:t>
+        <w:t xml:space="preserve">  89-1. 행정규칙</w:t>
       </w:r>
     </w:p>
     <w:p>
@@ -772,7 +772,7 @@
         <w:rPr>
           <w:rFonts w:ascii="Arial" w:hAnsi="Arial"/>
         </w:rPr>
-        <w:t xml:space="preserve">  70번. 위임명령</w:t>
+        <w:t xml:space="preserve">  91-1. 위임명령</w:t>
       </w:r>
     </w:p>
     <w:p>
@@ -790,7 +790,7 @@
         <w:rPr>
           <w:rFonts w:ascii="Arial" w:hAnsi="Arial"/>
         </w:rPr>
-        <w:t xml:space="preserve">  71번. 행정계획</w:t>
+        <w:t xml:space="preserve">  94-1. 행정계획</w:t>
       </w:r>
     </w:p>
     <w:p>
@@ -808,7 +808,7 @@
         <w:rPr>
           <w:rFonts w:ascii="Arial" w:hAnsi="Arial"/>
         </w:rPr>
-        <w:t xml:space="preserve">  72번. 행정계획</w:t>
+        <w:t xml:space="preserve">  96-1. 행정계획</w:t>
       </w:r>
     </w:p>
     <w:p>
@@ -816,7 +816,7 @@
         <w:rPr>
           <w:rFonts w:ascii="Arial" w:hAnsi="Arial"/>
         </w:rPr>
-        <w:t xml:space="preserve">  73번. 행정계획</w:t>
+        <w:t xml:space="preserve">  97-1. 행정계획</w:t>
       </w:r>
     </w:p>
     <w:p>
@@ -834,7 +834,7 @@
         <w:rPr>
           <w:rFonts w:ascii="Arial" w:hAnsi="Arial"/>
         </w:rPr>
-        <w:t xml:space="preserve">  74번. 계획재량</w:t>
+        <w:t xml:space="preserve">  100-1. 계획재량</w:t>
       </w:r>
     </w:p>
     <w:p>
@@ -842,7 +842,7 @@
         <w:rPr>
           <w:rFonts w:ascii="Arial" w:hAnsi="Arial"/>
         </w:rPr>
-        <w:t xml:space="preserve">  75번. 행정계획</w:t>
+        <w:t xml:space="preserve">  101-1. 행정계획</w:t>
       </w:r>
     </w:p>
     <w:p>
@@ -850,7 +850,7 @@
         <w:rPr>
           <w:rFonts w:ascii="Arial" w:hAnsi="Arial"/>
         </w:rPr>
-        <w:t xml:space="preserve">  76번. 형량하자</w:t>
+        <w:t xml:space="preserve">  102-1. 형량명령원칙</w:t>
       </w:r>
     </w:p>
     <w:p>
@@ -868,7 +868,7 @@
         <w:rPr>
           <w:rFonts w:ascii="Arial" w:hAnsi="Arial"/>
         </w:rPr>
-        <w:t xml:space="preserve">  77번. 계획재량</w:t>
+        <w:t xml:space="preserve">  103-1. 계획재량</w:t>
       </w:r>
     </w:p>
     <w:p>
@@ -876,7 +876,7 @@
         <w:rPr>
           <w:rFonts w:ascii="Arial" w:hAnsi="Arial"/>
         </w:rPr>
-        <w:t xml:space="preserve">  78번. 계획재량</w:t>
+        <w:t xml:space="preserve">  105-1. 계획재량</w:t>
       </w:r>
     </w:p>
     <w:p>
@@ -884,7 +884,7 @@
         <w:rPr>
           <w:rFonts w:ascii="Arial" w:hAnsi="Arial"/>
         </w:rPr>
-        <w:t xml:space="preserve">  79번. 행정계획</w:t>
+        <w:t xml:space="preserve">  106-1. 행정계획</w:t>
       </w:r>
     </w:p>
     <w:p>
@@ -892,7 +892,7 @@
         <w:rPr>
           <w:rFonts w:ascii="Arial" w:hAnsi="Arial"/>
         </w:rPr>
-        <w:t xml:space="preserve">  80번. 형량명령원칙</w:t>
+        <w:t xml:space="preserve">  107-1. 형량명령원칙</w:t>
       </w:r>
     </w:p>
     <w:p>
@@ -910,7 +910,7 @@
         <w:rPr>
           <w:rFonts w:ascii="Arial" w:hAnsi="Arial"/>
         </w:rPr>
-        <w:t xml:space="preserve">  81번. 형량하자</w:t>
+        <w:t xml:space="preserve">  108-1. 형량명령원칙</w:t>
       </w:r>
     </w:p>
     <w:p>
@@ -918,7 +918,7 @@
         <w:rPr>
           <w:rFonts w:ascii="Arial" w:hAnsi="Arial"/>
         </w:rPr>
-        <w:t xml:space="preserve">  82번. 행정계획</w:t>
+        <w:t xml:space="preserve">  109-1. 행정계획</w:t>
       </w:r>
     </w:p>
     <w:p>
@@ -926,7 +926,7 @@
         <w:rPr>
           <w:rFonts w:ascii="Arial" w:hAnsi="Arial"/>
         </w:rPr>
-        <w:t xml:space="preserve">  83번. 형량하자</w:t>
+        <w:t xml:space="preserve">  110-1. 형량하자</w:t>
       </w:r>
     </w:p>
     <w:p>
@@ -934,7 +934,7 @@
         <w:rPr>
           <w:rFonts w:ascii="Arial" w:hAnsi="Arial"/>
         </w:rPr>
-        <w:t xml:space="preserve">  84번. 형량의 해태</w:t>
+        <w:t xml:space="preserve">  111-1. 형량의 해태</w:t>
       </w:r>
     </w:p>
     <w:p>
@@ -942,7 +942,7 @@
         <w:rPr>
           <w:rFonts w:ascii="Arial" w:hAnsi="Arial"/>
         </w:rPr>
-        <w:t xml:space="preserve">  85번. 형량의 흠결</w:t>
+        <w:t xml:space="preserve">  112-1. 형량의 흠결</w:t>
       </w:r>
     </w:p>
     <w:p>
@@ -950,7 +950,7 @@
         <w:rPr>
           <w:rFonts w:ascii="Arial" w:hAnsi="Arial"/>
         </w:rPr>
-        <w:t xml:space="preserve">  86번. 오형량</w:t>
+        <w:t xml:space="preserve">  113-1. 오형량</w:t>
       </w:r>
     </w:p>
     <w:p>
@@ -958,7 +958,7 @@
         <w:rPr>
           <w:rFonts w:ascii="Arial" w:hAnsi="Arial"/>
         </w:rPr>
-        <w:t xml:space="preserve">  87번. 계획재량</w:t>
+        <w:t xml:space="preserve">  114-1. 계획재량</w:t>
       </w:r>
     </w:p>
     <w:p>
@@ -976,7 +976,7 @@
         <w:rPr>
           <w:rFonts w:ascii="Arial" w:hAnsi="Arial"/>
         </w:rPr>
-        <w:t xml:space="preserve">  88번. 법규명령</w:t>
+        <w:t xml:space="preserve">  124-1. 행정규칙</w:t>
       </w:r>
     </w:p>
     <w:p>
@@ -984,7 +984,7 @@
         <w:rPr>
           <w:rFonts w:ascii="Arial" w:hAnsi="Arial"/>
         </w:rPr>
-        <w:t xml:space="preserve">  89번. 법규성</w:t>
+        <w:t xml:space="preserve">  124-1. 행정규칙</w:t>
       </w:r>
     </w:p>
     <w:p>
@@ -992,7 +992,7 @@
         <w:rPr>
           <w:rFonts w:ascii="Arial" w:hAnsi="Arial"/>
         </w:rPr>
-        <w:t xml:space="preserve">  90번. 법규성</w:t>
+        <w:t xml:space="preserve">  124-1. 행정규칙</w:t>
       </w:r>
     </w:p>
     <w:p>
@@ -1000,7 +1000,7 @@
         <w:rPr>
           <w:rFonts w:ascii="Arial" w:hAnsi="Arial"/>
         </w:rPr>
-        <w:t xml:space="preserve">  91번. 고시</w:t>
+        <w:t xml:space="preserve">  124-1. 고시</w:t>
       </w:r>
     </w:p>
     <w:p>
@@ -1008,7 +1008,7 @@
         <w:rPr>
           <w:rFonts w:ascii="Arial" w:hAnsi="Arial"/>
         </w:rPr>
-        <w:t xml:space="preserve">  92번. 고시</w:t>
+        <w:t xml:space="preserve">  124-1. 고시</w:t>
       </w:r>
     </w:p>
     <w:p>
@@ -1016,7 +1016,7 @@
         <w:rPr>
           <w:rFonts w:ascii="Arial" w:hAnsi="Arial"/>
         </w:rPr>
-        <w:t xml:space="preserve">  93번. 고시</w:t>
+        <w:t xml:space="preserve">  124-1. 고시</w:t>
       </w:r>
     </w:p>
     <w:sectPr>

--- a/word proj/사례_행정입법, 행정계획_답안.docx
+++ b/word proj/사례_행정입법, 행정계획_답안.docx
@@ -22,7 +22,7 @@
           <w:b/>
           <w:sz w:val="24"/>
         </w:rPr>
-        <w:t>【1) 상위법령의 수권의 한계 = 포괄위임금지】</w:t>
+        <w:t>【I. 행정입법 &gt; 1. 법 원리 &gt; 1) 상위법령의 수권의 한계 = 포괄위임금지】</w:t>
       </w:r>
     </w:p>
     <w:p>
@@ -30,7 +30,7 @@
         <w:rPr>
           <w:rFonts w:ascii="Arial" w:hAnsi="Arial"/>
         </w:rPr>
-        <w:t xml:space="preserve">  4-1. 포괄위임금지</w:t>
+        <w:t xml:space="preserve">  1번. 포괄위임금지</w:t>
       </w:r>
     </w:p>
     <w:p>
@@ -38,7 +38,7 @@
         <w:rPr>
           <w:rFonts w:ascii="Arial" w:hAnsi="Arial"/>
         </w:rPr>
-        <w:t xml:space="preserve">  5-1. 위임명령</w:t>
+        <w:t xml:space="preserve">  2번. 위임명령</w:t>
       </w:r>
     </w:p>
     <w:p>
@@ -46,7 +46,7 @@
         <w:rPr>
           <w:rFonts w:ascii="Arial" w:hAnsi="Arial"/>
         </w:rPr>
-        <w:t xml:space="preserve">  6-1. 재위임</w:t>
+        <w:t xml:space="preserve">  3번. 재위임</w:t>
       </w:r>
     </w:p>
     <w:p>
@@ -56,7 +56,7 @@
           <w:b/>
           <w:sz w:val="24"/>
         </w:rPr>
-        <w:t>【2) 위임명령의 내용상 한계】</w:t>
+        <w:t>【I. 행정입법 &gt; 1. 법 원리 &gt; 2) 위임명령의 내용상 한계】</w:t>
       </w:r>
     </w:p>
     <w:p>
@@ -64,15 +64,7 @@
         <w:rPr>
           <w:rFonts w:ascii="Arial" w:hAnsi="Arial"/>
         </w:rPr>
-        <w:t xml:space="preserve">  7-1. 위임명령</w:t>
-      </w:r>
-    </w:p>
-    <w:p>
-      <w:r>
-        <w:rPr>
-          <w:rFonts w:ascii="Arial" w:hAnsi="Arial"/>
-        </w:rPr>
-        <w:t xml:space="preserve">  8-1. 위임명령</w:t>
+        <w:t xml:space="preserve">  1번. 위임명령</w:t>
       </w:r>
     </w:p>
     <w:p>
@@ -82,7 +74,7 @@
           <w:b/>
           <w:sz w:val="24"/>
         </w:rPr>
-        <w:t>【3) 법률유보원칙의 완화】</w:t>
+        <w:t>【I. 행정입법 &gt; 1. 법 원리 &gt; 3) 법률유보원칙의 완화】</w:t>
       </w:r>
     </w:p>
     <w:p>
@@ -90,7 +82,7 @@
         <w:rPr>
           <w:rFonts w:ascii="Arial" w:hAnsi="Arial"/>
         </w:rPr>
-        <w:t xml:space="preserve">  9-1. 법률유보원칙</w:t>
+        <w:t xml:space="preserve">  1번. 법률유보원칙</w:t>
       </w:r>
     </w:p>
     <w:p>
@@ -100,7 +92,7 @@
           <w:b/>
           <w:sz w:val="24"/>
         </w:rPr>
-        <w:t>【4) 법 개정과 신뢰보호원칙】</w:t>
+        <w:t>【I. 행정입법 &gt; 1. 법 원리 &gt; 4) 법 개정과 신뢰보호원칙】</w:t>
       </w:r>
     </w:p>
     <w:p>
@@ -108,31 +100,7 @@
         <w:rPr>
           <w:rFonts w:ascii="Arial" w:hAnsi="Arial"/>
         </w:rPr>
-        <w:t xml:space="preserve">  11-1. 신뢰보호원칙</w:t>
-      </w:r>
-    </w:p>
-    <w:p>
-      <w:r>
-        <w:rPr>
-          <w:rFonts w:ascii="Arial" w:hAnsi="Arial"/>
-        </w:rPr>
-        <w:t xml:space="preserve">  12-1. 신뢰보호원칙</w:t>
-      </w:r>
-    </w:p>
-    <w:p>
-      <w:r>
-        <w:rPr>
-          <w:rFonts w:ascii="Arial" w:hAnsi="Arial"/>
-        </w:rPr>
-        <w:t xml:space="preserve">  13-1. 신뢰보호원칙</w:t>
-      </w:r>
-    </w:p>
-    <w:p>
-      <w:r>
-        <w:rPr>
-          <w:rFonts w:ascii="Arial" w:hAnsi="Arial"/>
-        </w:rPr>
-        <w:t xml:space="preserve">  14-1. 신뢰보호원칙</w:t>
+        <w:t xml:space="preserve">  1번. 신뢰보호원칙</w:t>
       </w:r>
     </w:p>
     <w:p>
@@ -142,7 +110,7 @@
           <w:b/>
           <w:sz w:val="24"/>
         </w:rPr>
-        <w:t>【2. 행정입법의 구분】</w:t>
+        <w:t>【I. 행정입법 &gt; 2. 행정입법의 구분】</w:t>
       </w:r>
     </w:p>
     <w:p>
@@ -150,7 +118,7 @@
         <w:rPr>
           <w:rFonts w:ascii="Arial" w:hAnsi="Arial"/>
         </w:rPr>
-        <w:t xml:space="preserve">  16-1. 행정규칙</w:t>
+        <w:t xml:space="preserve">  1번. 행정규칙</w:t>
       </w:r>
     </w:p>
     <w:p>
@@ -158,7 +126,7 @@
         <w:rPr>
           <w:rFonts w:ascii="Arial" w:hAnsi="Arial"/>
         </w:rPr>
-        <w:t xml:space="preserve">  17-1. 법규명령</w:t>
+        <w:t xml:space="preserve">  2번. 집행명령</w:t>
       </w:r>
     </w:p>
     <w:p>
@@ -168,7 +136,7 @@
           <w:b/>
           <w:sz w:val="24"/>
         </w:rPr>
-        <w:t>【1) 행정규칙에 근거한 처분의 위법성】</w:t>
+        <w:t>【I. 행정입법 &gt; 2. 행정입법의 구분 &gt; 1) 행정규칙에 근거한 처분의 위법성】</w:t>
       </w:r>
     </w:p>
     <w:p>
@@ -176,15 +144,7 @@
         <w:rPr>
           <w:rFonts w:ascii="Arial" w:hAnsi="Arial"/>
         </w:rPr>
-        <w:t xml:space="preserve">  18-1. 행정규칙</w:t>
-      </w:r>
-    </w:p>
-    <w:p>
-      <w:r>
-        <w:rPr>
-          <w:rFonts w:ascii="Arial" w:hAnsi="Arial"/>
-        </w:rPr>
-        <w:t xml:space="preserve">  19-1. 행정규칙</w:t>
+        <w:t xml:space="preserve">  1번. 행정규칙</w:t>
       </w:r>
     </w:p>
     <w:p>
@@ -194,7 +154,7 @@
           <w:b/>
           <w:sz w:val="24"/>
         </w:rPr>
-        <w:t>【3. 법규명령 형식의 행정규칙】</w:t>
+        <w:t>【I. 행정입법 &gt; 3. 법규명령 형식의 행정규칙】</w:t>
       </w:r>
     </w:p>
     <w:p>
@@ -202,7 +162,7 @@
         <w:rPr>
           <w:rFonts w:ascii="Arial" w:hAnsi="Arial"/>
         </w:rPr>
-        <w:t xml:space="preserve">  21-1. 행정규칙</w:t>
+        <w:t xml:space="preserve">  1번. 행정규칙</w:t>
       </w:r>
     </w:p>
     <w:p>
@@ -210,7 +170,7 @@
         <w:rPr>
           <w:rFonts w:ascii="Arial" w:hAnsi="Arial"/>
         </w:rPr>
-        <w:t xml:space="preserve">  22-1. 재량준칙</w:t>
+        <w:t xml:space="preserve">  2번. 재량준칙</w:t>
       </w:r>
     </w:p>
     <w:p>
@@ -218,39 +178,7 @@
         <w:rPr>
           <w:rFonts w:ascii="Arial" w:hAnsi="Arial"/>
         </w:rPr>
-        <w:t xml:space="preserve">  23-1. 법규명령</w:t>
-      </w:r>
-    </w:p>
-    <w:p>
-      <w:r>
-        <w:rPr>
-          <w:rFonts w:ascii="Arial" w:hAnsi="Arial"/>
-        </w:rPr>
-        <w:t xml:space="preserve">  24-1. 행정규칙</w:t>
-      </w:r>
-    </w:p>
-    <w:p>
-      <w:r>
-        <w:rPr>
-          <w:rFonts w:ascii="Arial" w:hAnsi="Arial"/>
-        </w:rPr>
-        <w:t xml:space="preserve">  25-1. 행정규칙</w:t>
-      </w:r>
-    </w:p>
-    <w:p>
-      <w:r>
-        <w:rPr>
-          <w:rFonts w:ascii="Arial" w:hAnsi="Arial"/>
-        </w:rPr>
-        <w:t xml:space="preserve">  26-1. 재량준칙</w:t>
-      </w:r>
-    </w:p>
-    <w:p>
-      <w:r>
-        <w:rPr>
-          <w:rFonts w:ascii="Arial" w:hAnsi="Arial"/>
-        </w:rPr>
-        <w:t xml:space="preserve">  27-1. 재량준칙</w:t>
+        <w:t xml:space="preserve">  3번. 법규명령</w:t>
       </w:r>
     </w:p>
     <w:p>
@@ -260,7 +188,7 @@
           <w:b/>
           <w:sz w:val="24"/>
         </w:rPr>
-        <w:t>【1) ★행정규칙에 기한 처분의 위법성 심사방식】</w:t>
+        <w:t>【I. 행정입법 &gt; 3. 법규명령 형식의 행정규칙 &gt; 1) ★행정규칙에 기한 처분의 위법성 심사방식】</w:t>
       </w:r>
     </w:p>
     <w:p>
@@ -268,7 +196,7 @@
         <w:rPr>
           <w:rFonts w:ascii="Arial" w:hAnsi="Arial"/>
         </w:rPr>
-        <w:t xml:space="preserve">  28-1. 행정규칙</w:t>
+        <w:t xml:space="preserve">  1번. 행정규칙</w:t>
       </w:r>
     </w:p>
     <w:p>
@@ -276,23 +204,7 @@
         <w:rPr>
           <w:rFonts w:ascii="Arial" w:hAnsi="Arial"/>
         </w:rPr>
-        <w:t xml:space="preserve">  29-1. 재량준칙</w:t>
-      </w:r>
-    </w:p>
-    <w:p>
-      <w:r>
-        <w:rPr>
-          <w:rFonts w:ascii="Arial" w:hAnsi="Arial"/>
-        </w:rPr>
-        <w:t xml:space="preserve">  30-1. 행정규칙</w:t>
-      </w:r>
-    </w:p>
-    <w:p>
-      <w:r>
-        <w:rPr>
-          <w:rFonts w:ascii="Arial" w:hAnsi="Arial"/>
-        </w:rPr>
-        <w:t xml:space="preserve">  31-1. 행정규칙</w:t>
+        <w:t xml:space="preserve">  2번. 재량준칙</w:t>
       </w:r>
     </w:p>
     <w:p>
@@ -302,7 +214,7 @@
           <w:b/>
           <w:sz w:val="24"/>
         </w:rPr>
-        <w:t>【2) 행정규칙에 가중적 처분기준이 있는 경우 소의이익】</w:t>
+        <w:t>【I. 행정입법 &gt; 3. 법규명령 형식의 행정규칙 &gt; 2) 행정규칙에 가중적 처분기준이 있는 경우 소의이익】</w:t>
       </w:r>
     </w:p>
     <w:p>
@@ -310,7 +222,7 @@
         <w:rPr>
           <w:rFonts w:ascii="Arial" w:hAnsi="Arial"/>
         </w:rPr>
-        <w:t xml:space="preserve">  32-1. 행정규칙</w:t>
+        <w:t xml:space="preserve">  1번. 행정규칙</w:t>
       </w:r>
     </w:p>
     <w:p>
@@ -318,7 +230,7 @@
         <w:rPr>
           <w:rFonts w:ascii="Arial" w:hAnsi="Arial"/>
         </w:rPr>
-        <w:t xml:space="preserve">  33-1. 법규성</w:t>
+        <w:t xml:space="preserve">  2번. 법규명령</w:t>
       </w:r>
     </w:p>
     <w:p>
@@ -328,7 +240,7 @@
           <w:b/>
           <w:sz w:val="24"/>
         </w:rPr>
-        <w:t>【3) 재량준칙인 법규명령(=시행령 위임)에 기속행위로 규정된 경우 재량행위 여부】</w:t>
+        <w:t>【I. 행정입법 &gt; 3. 법규명령 형식의 행정규칙 &gt; 3) 재량준칙인 법규명령(=시행령 위임)에 기속행위로 규정된 경우 재량행위 여부】</w:t>
       </w:r>
     </w:p>
     <w:p>
@@ -336,7 +248,7 @@
         <w:rPr>
           <w:rFonts w:ascii="Arial" w:hAnsi="Arial"/>
         </w:rPr>
-        <w:t xml:space="preserve">  34-1. 재량준칙</w:t>
+        <w:t xml:space="preserve">  1번. 재량준칙</w:t>
       </w:r>
     </w:p>
     <w:p>
@@ -344,7 +256,7 @@
         <w:rPr>
           <w:rFonts w:ascii="Arial" w:hAnsi="Arial"/>
         </w:rPr>
-        <w:t xml:space="preserve">  35-1. 법규명령</w:t>
+        <w:t xml:space="preserve">  2번. 법규명령</w:t>
       </w:r>
     </w:p>
     <w:p>
@@ -352,7 +264,7 @@
         <w:rPr>
           <w:rFonts w:ascii="Arial" w:hAnsi="Arial"/>
         </w:rPr>
-        <w:t xml:space="preserve">  36-1. 법규성</w:t>
+        <w:t xml:space="preserve">  3번. 법규성</w:t>
       </w:r>
     </w:p>
     <w:p>
@@ -362,7 +274,7 @@
           <w:b/>
           <w:sz w:val="24"/>
         </w:rPr>
-        <w:t>【4) 행정규칙에 근거한 공무원 감독권 행사】</w:t>
+        <w:t>【I. 행정입법 &gt; 3. 법규명령 형식의 행정규칙 &gt; 4) 행정규칙에 근거한 공무원 감독권 행사】</w:t>
       </w:r>
     </w:p>
     <w:p>
@@ -370,15 +282,7 @@
         <w:rPr>
           <w:rFonts w:ascii="Arial" w:hAnsi="Arial"/>
         </w:rPr>
-        <w:t xml:space="preserve">  37-1. 행정규칙</w:t>
-      </w:r>
-    </w:p>
-    <w:p>
-      <w:r>
-        <w:rPr>
-          <w:rFonts w:ascii="Arial" w:hAnsi="Arial"/>
-        </w:rPr>
-        <w:t xml:space="preserve">  38-1. 행정규칙</w:t>
+        <w:t xml:space="preserve">  1번. 행정규칙</w:t>
       </w:r>
     </w:p>
     <w:p>
@@ -388,7 +292,7 @@
           <w:b/>
           <w:sz w:val="24"/>
         </w:rPr>
-        <w:t>【4. 법령보충규칙(고시, 지침, 훈령)】</w:t>
+        <w:t>【I. 행정입법 &gt; 4. 법령보충규칙(고시, 지침, 훈령)】</w:t>
       </w:r>
     </w:p>
     <w:p>
@@ -396,7 +300,7 @@
         <w:rPr>
           <w:rFonts w:ascii="Arial" w:hAnsi="Arial"/>
         </w:rPr>
-        <w:t xml:space="preserve">  39-1. 훈령</w:t>
+        <w:t xml:space="preserve">  1번. 지침</w:t>
       </w:r>
     </w:p>
     <w:p>
@@ -404,7 +308,7 @@
         <w:rPr>
           <w:rFonts w:ascii="Arial" w:hAnsi="Arial"/>
         </w:rPr>
-        <w:t xml:space="preserve">  40-1. 훈령</w:t>
+        <w:t xml:space="preserve">  2번. 고시</w:t>
       </w:r>
     </w:p>
     <w:p>
@@ -412,7 +316,7 @@
         <w:rPr>
           <w:rFonts w:ascii="Arial" w:hAnsi="Arial"/>
         </w:rPr>
-        <w:t xml:space="preserve">  41-1. 법규명령</w:t>
+        <w:t xml:space="preserve">  3번. 위임명령</w:t>
       </w:r>
     </w:p>
     <w:p>
@@ -420,7 +324,7 @@
         <w:rPr>
           <w:rFonts w:ascii="Arial" w:hAnsi="Arial"/>
         </w:rPr>
-        <w:t xml:space="preserve">  42-1. 행정규칙</w:t>
+        <w:t xml:space="preserve">  4번. 행정규칙</w:t>
       </w:r>
     </w:p>
     <w:p>
@@ -428,7 +332,7 @@
         <w:rPr>
           <w:rFonts w:ascii="Arial" w:hAnsi="Arial"/>
         </w:rPr>
-        <w:t xml:space="preserve">  43-1. 행정규칙</w:t>
+        <w:t xml:space="preserve">  5번. 법규명령</w:t>
       </w:r>
     </w:p>
     <w:p>
@@ -436,7 +340,7 @@
         <w:rPr>
           <w:rFonts w:ascii="Arial" w:hAnsi="Arial"/>
         </w:rPr>
-        <w:t xml:space="preserve">  44-1. 행정규칙</w:t>
+        <w:t xml:space="preserve">  6번. 법령보충규칙</w:t>
       </w:r>
     </w:p>
     <w:p>
@@ -444,7 +348,7 @@
         <w:rPr>
           <w:rFonts w:ascii="Arial" w:hAnsi="Arial"/>
         </w:rPr>
-        <w:t xml:space="preserve">  45-1. 법규명령</w:t>
+        <w:t xml:space="preserve">  7번. 행정기본법</w:t>
       </w:r>
     </w:p>
     <w:p>
@@ -452,7 +356,7 @@
         <w:rPr>
           <w:rFonts w:ascii="Arial" w:hAnsi="Arial"/>
         </w:rPr>
-        <w:t xml:space="preserve">  46-1. 행정규칙</w:t>
+        <w:t xml:space="preserve">  8번. 법규성</w:t>
       </w:r>
     </w:p>
     <w:p>
@@ -460,31 +364,7 @@
         <w:rPr>
           <w:rFonts w:ascii="Arial" w:hAnsi="Arial"/>
         </w:rPr>
-        <w:t xml:space="preserve">  47-1. 행정규칙</w:t>
-      </w:r>
-    </w:p>
-    <w:p>
-      <w:r>
-        <w:rPr>
-          <w:rFonts w:ascii="Arial" w:hAnsi="Arial"/>
-        </w:rPr>
-        <w:t xml:space="preserve">  48-1. 법규명령</w:t>
-      </w:r>
-    </w:p>
-    <w:p>
-      <w:r>
-        <w:rPr>
-          <w:rFonts w:ascii="Arial" w:hAnsi="Arial"/>
-        </w:rPr>
-        <w:t xml:space="preserve">  50-1. 행정규칙</w:t>
-      </w:r>
-    </w:p>
-    <w:p>
-      <w:r>
-        <w:rPr>
-          <w:rFonts w:ascii="Arial" w:hAnsi="Arial"/>
-        </w:rPr>
-        <w:t xml:space="preserve">  51-1. 행정규칙</w:t>
+        <w:t xml:space="preserve">  9번. 포괄위임금지</w:t>
       </w:r>
     </w:p>
     <w:p>
@@ -494,7 +374,7 @@
           <w:b/>
           <w:sz w:val="24"/>
         </w:rPr>
-        <w:t>【5. 고시】</w:t>
+        <w:t>【I. 행정입법 &gt; 5. 고시】</w:t>
       </w:r>
     </w:p>
     <w:p>
@@ -502,7 +382,7 @@
         <w:rPr>
           <w:rFonts w:ascii="Arial" w:hAnsi="Arial"/>
         </w:rPr>
-        <w:t xml:space="preserve">  52-1. 고시</w:t>
+        <w:t xml:space="preserve">  1번. 고시</w:t>
       </w:r>
     </w:p>
     <w:p>
@@ -512,7 +392,7 @@
           <w:b/>
           <w:sz w:val="24"/>
         </w:rPr>
-        <w:t>【1) 법적성격】</w:t>
+        <w:t>【I. 행정입법 &gt; 5. 고시 &gt; 1) 법적성격】</w:t>
       </w:r>
     </w:p>
     <w:p>
@@ -520,7 +400,7 @@
         <w:rPr>
           <w:rFonts w:ascii="Arial" w:hAnsi="Arial"/>
         </w:rPr>
-        <w:t xml:space="preserve">  54-1. 고시</w:t>
+        <w:t xml:space="preserve">  1번. 고시</w:t>
       </w:r>
     </w:p>
     <w:p>
@@ -528,7 +408,7 @@
         <w:rPr>
           <w:rFonts w:ascii="Arial" w:hAnsi="Arial"/>
         </w:rPr>
-        <w:t xml:space="preserve">  55-1. 훈령</w:t>
+        <w:t xml:space="preserve">  2번. 훈령</w:t>
       </w:r>
     </w:p>
     <w:p>
@@ -536,7 +416,7 @@
         <w:rPr>
           <w:rFonts w:ascii="Arial" w:hAnsi="Arial"/>
         </w:rPr>
-        <w:t xml:space="preserve">  56-1. 행정규칙</w:t>
+        <w:t xml:space="preserve">  3번. 행정규칙</w:t>
       </w:r>
     </w:p>
     <w:p>
@@ -546,7 +426,7 @@
           <w:b/>
           <w:sz w:val="24"/>
         </w:rPr>
-        <w:t>【2) 처분성】</w:t>
+        <w:t>【I. 행정입법 &gt; 5. 고시 &gt; 2) 처분성】</w:t>
       </w:r>
     </w:p>
     <w:p>
@@ -554,7 +434,7 @@
         <w:rPr>
           <w:rFonts w:ascii="Arial" w:hAnsi="Arial"/>
         </w:rPr>
-        <w:t xml:space="preserve">  59-1. 행정규칙</w:t>
+        <w:t xml:space="preserve">  1번. 행정규칙</w:t>
       </w:r>
     </w:p>
     <w:p>
@@ -562,15 +442,7 @@
         <w:rPr>
           <w:rFonts w:ascii="Arial" w:hAnsi="Arial"/>
         </w:rPr>
-        <w:t xml:space="preserve">  60-1. 법규명령</w:t>
-      </w:r>
-    </w:p>
-    <w:p>
-      <w:r>
-        <w:rPr>
-          <w:rFonts w:ascii="Arial" w:hAnsi="Arial"/>
-        </w:rPr>
-        <w:t xml:space="preserve">  61-1. 고시</w:t>
+        <w:t xml:space="preserve">  2번. 고시</w:t>
       </w:r>
     </w:p>
     <w:p>
@@ -580,7 +452,7 @@
           <w:b/>
           <w:sz w:val="24"/>
         </w:rPr>
-        <w:t>【3) 처분적 고시와 제소기간】</w:t>
+        <w:t>【I. 행정입법 &gt; 5. 고시 &gt; 3) 처분적 고시와 제소기간】</w:t>
       </w:r>
     </w:p>
     <w:p>
@@ -588,23 +460,7 @@
         <w:rPr>
           <w:rFonts w:ascii="Arial" w:hAnsi="Arial"/>
         </w:rPr>
-        <w:t xml:space="preserve">  62-1. 고시</w:t>
-      </w:r>
-    </w:p>
-    <w:p>
-      <w:r>
-        <w:rPr>
-          <w:rFonts w:ascii="Arial" w:hAnsi="Arial"/>
-        </w:rPr>
-        <w:t xml:space="preserve">  64-1. 고시</w:t>
-      </w:r>
-    </w:p>
-    <w:p>
-      <w:r>
-        <w:rPr>
-          <w:rFonts w:ascii="Arial" w:hAnsi="Arial"/>
-        </w:rPr>
-        <w:t xml:space="preserve">  65-1. 고시</w:t>
+        <w:t xml:space="preserve">  1번. 고시</w:t>
       </w:r>
     </w:p>
     <w:p>
@@ -614,7 +470,7 @@
           <w:b/>
           <w:sz w:val="24"/>
         </w:rPr>
-        <w:t>【4) 처분적 고시와 행정절차법】</w:t>
+        <w:t>【I. 행정입법 &gt; 5. 고시 &gt; 4) 처분적 고시와 행정절차법】</w:t>
       </w:r>
     </w:p>
     <w:p>
@@ -622,15 +478,7 @@
         <w:rPr>
           <w:rFonts w:ascii="Arial" w:hAnsi="Arial"/>
         </w:rPr>
-        <w:t xml:space="preserve">  66-1. 고시</w:t>
-      </w:r>
-    </w:p>
-    <w:p>
-      <w:r>
-        <w:rPr>
-          <w:rFonts w:ascii="Arial" w:hAnsi="Arial"/>
-        </w:rPr>
-        <w:t xml:space="preserve">  67-1. 고시</w:t>
+        <w:t xml:space="preserve">  1번. 고시</w:t>
       </w:r>
     </w:p>
     <w:p>
@@ -640,7 +488,7 @@
           <w:b/>
           <w:sz w:val="24"/>
         </w:rPr>
-        <w:t>【1) 법규명령】</w:t>
+        <w:t>【I. 행정입법 &gt; 6. 행정입법의 사법적 통제 &gt; 1) 법규명령】</w:t>
       </w:r>
     </w:p>
     <w:p>
@@ -648,31 +496,7 @@
         <w:rPr>
           <w:rFonts w:ascii="Arial" w:hAnsi="Arial"/>
         </w:rPr>
-        <w:t xml:space="preserve">  71-1. 법규명령</w:t>
-      </w:r>
-    </w:p>
-    <w:p>
-      <w:r>
-        <w:rPr>
-          <w:rFonts w:ascii="Arial" w:hAnsi="Arial"/>
-        </w:rPr>
-        <w:t xml:space="preserve">  72-1. 법규명령</w:t>
-      </w:r>
-    </w:p>
-    <w:p>
-      <w:r>
-        <w:rPr>
-          <w:rFonts w:ascii="Arial" w:hAnsi="Arial"/>
-        </w:rPr>
-        <w:t xml:space="preserve">  73-1. 법규명령</w:t>
-      </w:r>
-    </w:p>
-    <w:p>
-      <w:r>
-        <w:rPr>
-          <w:rFonts w:ascii="Arial" w:hAnsi="Arial"/>
-        </w:rPr>
-        <w:t xml:space="preserve">  74-1. 법규명령</w:t>
+        <w:t xml:space="preserve">  1번. 법규명령</w:t>
       </w:r>
     </w:p>
     <w:p>
@@ -682,7 +506,7 @@
           <w:b/>
           <w:sz w:val="24"/>
         </w:rPr>
-        <w:t>【2) 행정규칙 : 대외적 구속력 없으므로 사법통제대상이 되지 않음.】</w:t>
+        <w:t>【I. 행정입법 &gt; 6. 행정입법의 사법적 통제 &gt; 2) 행정규칙 : 대외적 구속력 없으므로 사법통제대상이 되지 않음.】</w:t>
       </w:r>
     </w:p>
     <w:p>
@@ -690,7 +514,7 @@
         <w:rPr>
           <w:rFonts w:ascii="Arial" w:hAnsi="Arial"/>
         </w:rPr>
-        <w:t xml:space="preserve">  77-1. 행정규칙</w:t>
+        <w:t xml:space="preserve">  1번. 행정규칙</w:t>
       </w:r>
     </w:p>
     <w:p>
@@ -698,15 +522,7 @@
         <w:rPr>
           <w:rFonts w:ascii="Arial" w:hAnsi="Arial"/>
         </w:rPr>
-        <w:t xml:space="preserve">  78-1. 재량준칙</w:t>
-      </w:r>
-    </w:p>
-    <w:p>
-      <w:r>
-        <w:rPr>
-          <w:rFonts w:ascii="Arial" w:hAnsi="Arial"/>
-        </w:rPr>
-        <w:t xml:space="preserve">  79-1. 재량준칙</w:t>
+        <w:t xml:space="preserve">  2번. 재량준칙</w:t>
       </w:r>
     </w:p>
     <w:p>
@@ -716,7 +532,7 @@
           <w:b/>
           <w:sz w:val="24"/>
         </w:rPr>
-        <w:t>【7. 학칙】</w:t>
+        <w:t>【I. 행정입법 &gt; 7. 학칙】</w:t>
       </w:r>
     </w:p>
     <w:p>
@@ -724,7 +540,7 @@
         <w:rPr>
           <w:rFonts w:ascii="Arial" w:hAnsi="Arial"/>
         </w:rPr>
-        <w:t xml:space="preserve">  82-1. 행정규칙</w:t>
+        <w:t xml:space="preserve">  1번. 행정규칙</w:t>
       </w:r>
     </w:p>
     <w:p>
@@ -732,7 +548,7 @@
         <w:rPr>
           <w:rFonts w:ascii="Arial" w:hAnsi="Arial"/>
         </w:rPr>
-        <w:t xml:space="preserve">  83-1. 행정규칙</w:t>
+        <w:t xml:space="preserve">  2번. 법령보충규칙</w:t>
       </w:r>
     </w:p>
     <w:p>
@@ -740,7 +556,7 @@
         <w:rPr>
           <w:rFonts w:ascii="Arial" w:hAnsi="Arial"/>
         </w:rPr>
-        <w:t xml:space="preserve">  86-1. 법규성</w:t>
+        <w:t xml:space="preserve">  3번. 법규명령</w:t>
       </w:r>
     </w:p>
     <w:p>
@@ -748,31 +564,7 @@
         <w:rPr>
           <w:rFonts w:ascii="Arial" w:hAnsi="Arial"/>
         </w:rPr>
-        <w:t xml:space="preserve">  87-1. 행정규칙</w:t>
-      </w:r>
-    </w:p>
-    <w:p>
-      <w:r>
-        <w:rPr>
-          <w:rFonts w:ascii="Arial" w:hAnsi="Arial"/>
-        </w:rPr>
-        <w:t xml:space="preserve">  88-1. 법규명령</w:t>
-      </w:r>
-    </w:p>
-    <w:p>
-      <w:r>
-        <w:rPr>
-          <w:rFonts w:ascii="Arial" w:hAnsi="Arial"/>
-        </w:rPr>
-        <w:t xml:space="preserve">  89-1. 행정규칙</w:t>
-      </w:r>
-    </w:p>
-    <w:p>
-      <w:r>
-        <w:rPr>
-          <w:rFonts w:ascii="Arial" w:hAnsi="Arial"/>
-        </w:rPr>
-        <w:t xml:space="preserve">  91-1. 위임명령</w:t>
+        <w:t xml:space="preserve">  4번. 위임명령</w:t>
       </w:r>
     </w:p>
     <w:p>
@@ -790,7 +582,7 @@
         <w:rPr>
           <w:rFonts w:ascii="Arial" w:hAnsi="Arial"/>
         </w:rPr>
-        <w:t xml:space="preserve">  94-1. 행정계획</w:t>
+        <w:t xml:space="preserve">  1번. 행정계획</w:t>
       </w:r>
     </w:p>
     <w:p>
@@ -800,7 +592,7 @@
           <w:b/>
           <w:sz w:val="24"/>
         </w:rPr>
-        <w:t>【1. 의의 및 법적성격】</w:t>
+        <w:t>【IV. 행정계획 &gt; 1. 의의 및 법적성격】</w:t>
       </w:r>
     </w:p>
     <w:p>
@@ -808,15 +600,7 @@
         <w:rPr>
           <w:rFonts w:ascii="Arial" w:hAnsi="Arial"/>
         </w:rPr>
-        <w:t xml:space="preserve">  96-1. 행정계획</w:t>
-      </w:r>
-    </w:p>
-    <w:p>
-      <w:r>
-        <w:rPr>
-          <w:rFonts w:ascii="Arial" w:hAnsi="Arial"/>
-        </w:rPr>
-        <w:t xml:space="preserve">  97-1. 행정계획</w:t>
+        <w:t xml:space="preserve">  1번. 행정계획</w:t>
       </w:r>
     </w:p>
     <w:p>
@@ -826,7 +610,7 @@
           <w:b/>
           <w:sz w:val="24"/>
         </w:rPr>
-        <w:t>【2. 위법성 판단】</w:t>
+        <w:t>【IV. 행정계획 &gt; 2. 위법성 판단】</w:t>
       </w:r>
     </w:p>
     <w:p>
@@ -834,7 +618,7 @@
         <w:rPr>
           <w:rFonts w:ascii="Arial" w:hAnsi="Arial"/>
         </w:rPr>
-        <w:t xml:space="preserve">  100-1. 계획재량</w:t>
+        <w:t xml:space="preserve">  1번. 행정계획</w:t>
       </w:r>
     </w:p>
     <w:p>
@@ -842,15 +626,7 @@
         <w:rPr>
           <w:rFonts w:ascii="Arial" w:hAnsi="Arial"/>
         </w:rPr>
-        <w:t xml:space="preserve">  101-1. 행정계획</w:t>
-      </w:r>
-    </w:p>
-    <w:p>
-      <w:r>
-        <w:rPr>
-          <w:rFonts w:ascii="Arial" w:hAnsi="Arial"/>
-        </w:rPr>
-        <w:t xml:space="preserve">  102-1. 형량명령원칙</w:t>
+        <w:t xml:space="preserve">  2번. 형량하자</w:t>
       </w:r>
     </w:p>
     <w:p>
@@ -860,7 +636,7 @@
           <w:b/>
           <w:sz w:val="24"/>
         </w:rPr>
-        <w:t>【3. 계획재량】</w:t>
+        <w:t>【IV. 행정계획 &gt; 3. 계획재량】</w:t>
       </w:r>
     </w:p>
     <w:p>
@@ -868,7 +644,7 @@
         <w:rPr>
           <w:rFonts w:ascii="Arial" w:hAnsi="Arial"/>
         </w:rPr>
-        <w:t xml:space="preserve">  103-1. 계획재량</w:t>
+        <w:t xml:space="preserve">  1번. 계획재량</w:t>
       </w:r>
     </w:p>
     <w:p>
@@ -876,7 +652,7 @@
         <w:rPr>
           <w:rFonts w:ascii="Arial" w:hAnsi="Arial"/>
         </w:rPr>
-        <w:t xml:space="preserve">  105-1. 계획재량</w:t>
+        <w:t xml:space="preserve">  2번. 행정계획</w:t>
       </w:r>
     </w:p>
     <w:p>
@@ -884,15 +660,7 @@
         <w:rPr>
           <w:rFonts w:ascii="Arial" w:hAnsi="Arial"/>
         </w:rPr>
-        <w:t xml:space="preserve">  106-1. 행정계획</w:t>
-      </w:r>
-    </w:p>
-    <w:p>
-      <w:r>
-        <w:rPr>
-          <w:rFonts w:ascii="Arial" w:hAnsi="Arial"/>
-        </w:rPr>
-        <w:t xml:space="preserve">  107-1. 형량명령원칙</w:t>
+        <w:t xml:space="preserve">  3번. 형량명령원칙</w:t>
       </w:r>
     </w:p>
     <w:p>
@@ -902,7 +670,7 @@
           <w:b/>
           <w:sz w:val="24"/>
         </w:rPr>
-        <w:t>【4. 형량명령원칙과 형량하자(행정계획 위법성 심사방법)】</w:t>
+        <w:t>【IV. 행정계획 &gt; 4. 형량명령원칙과 형량하자(행정계획 위법성 심사방법)】</w:t>
       </w:r>
     </w:p>
     <w:p>
@@ -910,7 +678,7 @@
         <w:rPr>
           <w:rFonts w:ascii="Arial" w:hAnsi="Arial"/>
         </w:rPr>
-        <w:t xml:space="preserve">  108-1. 형량명령원칙</w:t>
+        <w:t xml:space="preserve">  1번. 형량하자</w:t>
       </w:r>
     </w:p>
     <w:p>
@@ -918,7 +686,7 @@
         <w:rPr>
           <w:rFonts w:ascii="Arial" w:hAnsi="Arial"/>
         </w:rPr>
-        <w:t xml:space="preserve">  109-1. 행정계획</w:t>
+        <w:t xml:space="preserve">  2번. 행정계획</w:t>
       </w:r>
     </w:p>
     <w:p>
@@ -926,7 +694,7 @@
         <w:rPr>
           <w:rFonts w:ascii="Arial" w:hAnsi="Arial"/>
         </w:rPr>
-        <w:t xml:space="preserve">  110-1. 형량하자</w:t>
+        <w:t xml:space="preserve">  3번. 형량의 해태</w:t>
       </w:r>
     </w:p>
     <w:p>
@@ -934,7 +702,7 @@
         <w:rPr>
           <w:rFonts w:ascii="Arial" w:hAnsi="Arial"/>
         </w:rPr>
-        <w:t xml:space="preserve">  111-1. 형량의 해태</w:t>
+        <w:t xml:space="preserve">  4번. 형량의 흠결</w:t>
       </w:r>
     </w:p>
     <w:p>
@@ -942,7 +710,7 @@
         <w:rPr>
           <w:rFonts w:ascii="Arial" w:hAnsi="Arial"/>
         </w:rPr>
-        <w:t xml:space="preserve">  112-1. 형량의 흠결</w:t>
+        <w:t xml:space="preserve">  5번. 오형량</w:t>
       </w:r>
     </w:p>
     <w:p>
@@ -950,15 +718,7 @@
         <w:rPr>
           <w:rFonts w:ascii="Arial" w:hAnsi="Arial"/>
         </w:rPr>
-        <w:t xml:space="preserve">  113-1. 오형량</w:t>
-      </w:r>
-    </w:p>
-    <w:p>
-      <w:r>
-        <w:rPr>
-          <w:rFonts w:ascii="Arial" w:hAnsi="Arial"/>
-        </w:rPr>
-        <w:t xml:space="preserve">  114-1. 계획재량</w:t>
+        <w:t xml:space="preserve">  6번. 계획재량</w:t>
       </w:r>
     </w:p>
     <w:p>
@@ -968,7 +728,7 @@
           <w:b/>
           <w:sz w:val="24"/>
         </w:rPr>
-        <w:t>【4. 계획변경청구권】</w:t>
+        <w:t>【표 1】</w:t>
       </w:r>
     </w:p>
     <w:p>
@@ -976,7 +736,7 @@
         <w:rPr>
           <w:rFonts w:ascii="Arial" w:hAnsi="Arial"/>
         </w:rPr>
-        <w:t xml:space="preserve">  124-1. 행정규칙</w:t>
+        <w:t xml:space="preserve">  1번. 행정규칙</w:t>
       </w:r>
     </w:p>
     <w:p>
@@ -984,7 +744,7 @@
         <w:rPr>
           <w:rFonts w:ascii="Arial" w:hAnsi="Arial"/>
         </w:rPr>
-        <w:t xml:space="preserve">  124-1. 행정규칙</w:t>
+        <w:t xml:space="preserve">  2번. 고시</w:t>
       </w:r>
     </w:p>
     <w:p>
@@ -992,31 +752,7 @@
         <w:rPr>
           <w:rFonts w:ascii="Arial" w:hAnsi="Arial"/>
         </w:rPr>
-        <w:t xml:space="preserve">  124-1. 행정규칙</w:t>
-      </w:r>
-    </w:p>
-    <w:p>
-      <w:r>
-        <w:rPr>
-          <w:rFonts w:ascii="Arial" w:hAnsi="Arial"/>
-        </w:rPr>
-        <w:t xml:space="preserve">  124-1. 고시</w:t>
-      </w:r>
-    </w:p>
-    <w:p>
-      <w:r>
-        <w:rPr>
-          <w:rFonts w:ascii="Arial" w:hAnsi="Arial"/>
-        </w:rPr>
-        <w:t xml:space="preserve">  124-1. 고시</w:t>
-      </w:r>
-    </w:p>
-    <w:p>
-      <w:r>
-        <w:rPr>
-          <w:rFonts w:ascii="Arial" w:hAnsi="Arial"/>
-        </w:rPr>
-        <w:t xml:space="preserve">  124-1. 고시</w:t>
+        <w:t xml:space="preserve">  3번. 법규성</w:t>
       </w:r>
     </w:p>
     <w:sectPr>
